--- a/docs/ProjectPlan.docx
+++ b/docs/ProjectPlan.docx
@@ -2,7 +2,7 @@
 <file path=word/document.xml><?xml version="1.0" encoding="utf-8"?>
 <w:document xmlns:w="http://schemas.openxmlformats.org/wordprocessingml/2006/main" xmlns:m="http://schemas.openxmlformats.org/officeDocument/2006/math" xmlns:r="http://schemas.openxmlformats.org/officeDocument/2006/relationships" xmlns:o="urn:schemas-microsoft-com:office:office" xmlns:v="urn:schemas-microsoft-com:vml" xmlns:w10="urn:schemas-microsoft-com:office:word" xmlns:a="http://schemas.openxmlformats.org/drawingml/2006/main" xmlns:pic="http://schemas.openxmlformats.org/drawingml/2006/picture" xmlns:wp="http://schemas.openxmlformats.org/drawingml/2006/wordprocessingDrawing">
   <w:body>
-    <w:bookmarkStart w:id="42" w:name="eventtix-hub--план-на-проекта"/>
+    <w:bookmarkStart w:id="32" w:name="eventtix-hub--план-на-проекта"/>
     <w:p>
       <w:pPr>
         <w:pStyle w:val="Heading1"/>
@@ -16,61 +16,18 @@
         <w:pStyle w:val="FirstParagraph"/>
       </w:pPr>
       <w:r>
-        <w:t xml:space="preserve">Начален план на целогодишния проект „Онлайн платформа за билети за кино и концерти“ (EventTix Hub). Подробностите са в</w:t>
-      </w:r>
-      <w:r>
-        <w:t xml:space="preserve"> </w:t>
-      </w:r>
-      <w:hyperlink r:id="rId20">
-        <w:r>
-          <w:rPr>
-            <w:rStyle w:val="Hyperlink"/>
-          </w:rPr>
-          <w:t xml:space="preserve">Documentation.md</w:t>
-        </w:r>
-      </w:hyperlink>
-      <w:r>
-        <w:t xml:space="preserve"> </w:t>
-      </w:r>
-      <w:r>
-        <w:t xml:space="preserve">(изисквания, база данни, архитектура, бизнес правила, тестове),</w:t>
-      </w:r>
-      <w:r>
-        <w:t xml:space="preserve"> </w:t>
-      </w:r>
-      <w:hyperlink r:id="rId21">
-        <w:r>
-          <w:rPr>
-            <w:rStyle w:val="Hyperlink"/>
-          </w:rPr>
-          <w:t xml:space="preserve">UserGuide.md</w:t>
-        </w:r>
-      </w:hyperlink>
-      <w:r>
-        <w:t xml:space="preserve"> </w:t>
-      </w:r>
-      <w:r>
-        <w:t xml:space="preserve">(ръководство на потребителя) и</w:t>
-      </w:r>
-      <w:r>
-        <w:t xml:space="preserve"> </w:t>
-      </w:r>
-      <w:hyperlink r:id="rId22">
-        <w:r>
-          <w:rPr>
-            <w:rStyle w:val="Hyperlink"/>
-          </w:rPr>
-          <w:t xml:space="preserve">PLAN.md</w:t>
-        </w:r>
-      </w:hyperlink>
-      <w:r>
-        <w:t xml:space="preserve"> </w:t>
-      </w:r>
-      <w:r>
-        <w:t xml:space="preserve">(задачи по спринтове).</w:t>
-      </w:r>
-    </w:p>
-    <w:bookmarkStart w:id="30" w:name="фаза-1-анализ-и-изисквания"/>
+        <w:t xml:space="preserve">Начален план на целогодишния проект „Онлайн платформа за билети за кино и концерти“ (EventTix Hub).</w:t>
+      </w:r>
+    </w:p>
+    <w:p>
+      <w:pPr>
+        <w:pStyle w:val="BodyText"/>
+      </w:pPr>
+      <w:r>
+        <w:t xml:space="preserve">EventTix Hub е уеб система за продажба на билети за филми, концерти и театрални постановки. Зрителят разглежда афиша, избира конкретно място на схемата на залата, резервира го за 10 минути, плаща (симулирано) и получава билет с уникален код и QR код. Администраторът управлява зали, събития, прожекции, промо кодове и потребители и следи заетостта и приходите.</w:t>
+      </w:r>
+    </w:p>
+    <w:bookmarkStart w:id="24" w:name="фаза-1-анализ-и-изисквания"/>
     <w:p>
       <w:pPr>
         <w:pStyle w:val="Heading2"/>
@@ -79,7 +36,7 @@
         <w:t xml:space="preserve">Фаза 1: Анализ и изисквания</w:t>
       </w:r>
     </w:p>
-    <w:bookmarkStart w:id="23" w:name="X64686b596ee61bb1cd3a84b5dba94870db189d4"/>
+    <w:bookmarkStart w:id="20" w:name="X64686b596ee61bb1cd3a84b5dba94870db189d4"/>
     <w:p>
       <w:pPr>
         <w:pStyle w:val="Heading3"/>
@@ -176,8 +133,395 @@
         <w:t xml:space="preserve">онлайн продажба на билети с избор на конкретно място, без двойни продажби, с намаления и промо кампании и със справки за ръководството.</w:t>
       </w:r>
     </w:p>
-    <w:bookmarkEnd w:id="23"/>
-    <w:bookmarkStart w:id="25" w:name="Xf8be81f948e7a64f37ad18a6f9ca49ca02fe201"/>
+    <w:p>
+      <w:pPr>
+        <w:pStyle w:val="FirstParagraph"/>
+      </w:pPr>
+      <w:r>
+        <w:t xml:space="preserve">Залите на клиента (схема с правоъгълна решетка; VIP се задава за цял ред):</w:t>
+      </w:r>
+    </w:p>
+    <w:tbl>
+      <w:tblPr>
+        <w:tblStyle w:val="Table"/>
+        <w:tblW w:type="dxa" w:w="9638"/>
+        <w:tblLayout w:type="fixed"/>
+        <w:tblLook w:firstRow="1" w:lastRow="0" w:firstColumn="0" w:lastColumn="0" w:noHBand="0" w:noVBand="0" w:val="0020"/>
+        <w:jc w:val="start"/>
+      </w:tblPr>
+      <w:tblGrid>
+        <w:gridCol w:w="1868"/>
+        <w:gridCol w:w="1812"/>
+        <w:gridCol w:w="2848"/>
+        <w:gridCol w:w="1553"/>
+        <w:gridCol w:w="1557"/>
+      </w:tblGrid>
+      <w:tr>
+        <w:trPr>
+          <w:tblHeader w:val="true"/>
+        </w:trPr>
+        <w:tc>
+          <w:tcPr>
+            <w:tcW w:type="dxa" w:w="1868"/>
+          </w:tcPr>
+          <w:p>
+            <w:pPr>
+              <w:pStyle w:val="Compact"/>
+              <w:jc w:val="left"/>
+            </w:pPr>
+            <w:r>
+              <w:t xml:space="preserve">Зала</w:t>
+            </w:r>
+          </w:p>
+        </w:tc>
+        <w:tc>
+          <w:tcPr>
+            <w:tcW w:type="dxa" w:w="1812"/>
+          </w:tcPr>
+          <w:p>
+            <w:pPr>
+              <w:pStyle w:val="Compact"/>
+              <w:jc w:val="left"/>
+            </w:pPr>
+            <w:r>
+              <w:t xml:space="preserve">Град</w:t>
+            </w:r>
+          </w:p>
+        </w:tc>
+        <w:tc>
+          <w:tcPr>
+            <w:tcW w:type="dxa" w:w="2848"/>
+          </w:tcPr>
+          <w:p>
+            <w:pPr>
+              <w:pStyle w:val="Compact"/>
+              <w:jc w:val="left"/>
+            </w:pPr>
+            <w:r>
+              <w:t xml:space="preserve">Адрес</w:t>
+            </w:r>
+          </w:p>
+        </w:tc>
+        <w:tc>
+          <w:tcPr>
+            <w:tcW w:type="dxa" w:w="1553"/>
+          </w:tcPr>
+          <w:p>
+            <w:pPr>
+              <w:pStyle w:val="Compact"/>
+              <w:jc w:val="left"/>
+            </w:pPr>
+            <w:r>
+              <w:t xml:space="preserve">Редове × места</w:t>
+            </w:r>
+          </w:p>
+        </w:tc>
+        <w:tc>
+          <w:tcPr>
+            <w:tcW w:type="dxa" w:w="1557"/>
+          </w:tcPr>
+          <w:p>
+            <w:pPr>
+              <w:pStyle w:val="Compact"/>
+              <w:jc w:val="left"/>
+            </w:pPr>
+            <w:r>
+              <w:t xml:space="preserve">VIP редове</w:t>
+            </w:r>
+          </w:p>
+        </w:tc>
+      </w:tr>
+      <w:tr>
+        <w:tc>
+          <w:tcPr>
+            <w:tcW w:type="dxa" w:w="1868"/>
+          </w:tcPr>
+          <w:p>
+            <w:pPr>
+              <w:pStyle w:val="Compact"/>
+              <w:jc w:val="left"/>
+            </w:pPr>
+            <w:r>
+              <w:t xml:space="preserve">Зала 1 – Арена Сердика</w:t>
+            </w:r>
+          </w:p>
+        </w:tc>
+        <w:tc>
+          <w:tcPr>
+            <w:tcW w:type="dxa" w:w="1812"/>
+          </w:tcPr>
+          <w:p>
+            <w:pPr>
+              <w:pStyle w:val="Compact"/>
+              <w:jc w:val="left"/>
+            </w:pPr>
+            <w:r>
+              <w:t xml:space="preserve">София</w:t>
+            </w:r>
+          </w:p>
+        </w:tc>
+        <w:tc>
+          <w:tcPr>
+            <w:tcW w:type="dxa" w:w="2848"/>
+          </w:tcPr>
+          <w:p>
+            <w:pPr>
+              <w:pStyle w:val="Compact"/>
+              <w:jc w:val="left"/>
+            </w:pPr>
+            <w:r>
+              <w:t xml:space="preserve">бул. Цариградско шосе 10</w:t>
+            </w:r>
+          </w:p>
+        </w:tc>
+        <w:tc>
+          <w:tcPr>
+            <w:tcW w:type="dxa" w:w="1553"/>
+          </w:tcPr>
+          <w:p>
+            <w:pPr>
+              <w:pStyle w:val="Compact"/>
+              <w:jc w:val="left"/>
+            </w:pPr>
+            <w:r>
+              <w:t xml:space="preserve">10 × 14</w:t>
+            </w:r>
+          </w:p>
+        </w:tc>
+        <w:tc>
+          <w:tcPr>
+            <w:tcW w:type="dxa" w:w="1557"/>
+          </w:tcPr>
+          <w:p>
+            <w:pPr>
+              <w:pStyle w:val="Compact"/>
+              <w:jc w:val="left"/>
+            </w:pPr>
+            <w:r>
+              <w:t xml:space="preserve">2</w:t>
+            </w:r>
+          </w:p>
+        </w:tc>
+      </w:tr>
+      <w:tr>
+        <w:tc>
+          <w:tcPr>
+            <w:tcW w:type="dxa" w:w="1868"/>
+          </w:tcPr>
+          <w:p>
+            <w:pPr>
+              <w:pStyle w:val="Compact"/>
+              <w:jc w:val="left"/>
+            </w:pPr>
+            <w:r>
+              <w:t xml:space="preserve">Зала 2 – Камерна</w:t>
+            </w:r>
+          </w:p>
+        </w:tc>
+        <w:tc>
+          <w:tcPr>
+            <w:tcW w:type="dxa" w:w="1812"/>
+          </w:tcPr>
+          <w:p>
+            <w:pPr>
+              <w:pStyle w:val="Compact"/>
+              <w:jc w:val="left"/>
+            </w:pPr>
+            <w:r>
+              <w:t xml:space="preserve">София</w:t>
+            </w:r>
+          </w:p>
+        </w:tc>
+        <w:tc>
+          <w:tcPr>
+            <w:tcW w:type="dxa" w:w="2848"/>
+          </w:tcPr>
+          <w:p>
+            <w:pPr>
+              <w:pStyle w:val="Compact"/>
+              <w:jc w:val="left"/>
+            </w:pPr>
+            <w:r>
+              <w:t xml:space="preserve">ул. Раковски 55</w:t>
+            </w:r>
+          </w:p>
+        </w:tc>
+        <w:tc>
+          <w:tcPr>
+            <w:tcW w:type="dxa" w:w="1553"/>
+          </w:tcPr>
+          <w:p>
+            <w:pPr>
+              <w:pStyle w:val="Compact"/>
+              <w:jc w:val="left"/>
+            </w:pPr>
+            <w:r>
+              <w:t xml:space="preserve">6 × 8</w:t>
+            </w:r>
+          </w:p>
+        </w:tc>
+        <w:tc>
+          <w:tcPr>
+            <w:tcW w:type="dxa" w:w="1557"/>
+          </w:tcPr>
+          <w:p>
+            <w:pPr>
+              <w:pStyle w:val="Compact"/>
+              <w:jc w:val="left"/>
+            </w:pPr>
+            <w:r>
+              <w:t xml:space="preserve">1</w:t>
+            </w:r>
+          </w:p>
+        </w:tc>
+      </w:tr>
+      <w:tr>
+        <w:tc>
+          <w:tcPr>
+            <w:tcW w:type="dxa" w:w="1868"/>
+          </w:tcPr>
+          <w:p>
+            <w:pPr>
+              <w:pStyle w:val="Compact"/>
+              <w:jc w:val="left"/>
+            </w:pPr>
+            <w:r>
+              <w:t xml:space="preserve">Голяма зала Пловдив</w:t>
+            </w:r>
+          </w:p>
+        </w:tc>
+        <w:tc>
+          <w:tcPr>
+            <w:tcW w:type="dxa" w:w="1812"/>
+          </w:tcPr>
+          <w:p>
+            <w:pPr>
+              <w:pStyle w:val="Compact"/>
+              <w:jc w:val="left"/>
+            </w:pPr>
+            <w:r>
+              <w:t xml:space="preserve">Пловдив</w:t>
+            </w:r>
+          </w:p>
+        </w:tc>
+        <w:tc>
+          <w:tcPr>
+            <w:tcW w:type="dxa" w:w="2848"/>
+          </w:tcPr>
+          <w:p>
+            <w:pPr>
+              <w:pStyle w:val="Compact"/>
+              <w:jc w:val="left"/>
+            </w:pPr>
+            <w:r>
+              <w:t xml:space="preserve">ул. Княз Александър 1 №12</w:t>
+            </w:r>
+          </w:p>
+        </w:tc>
+        <w:tc>
+          <w:tcPr>
+            <w:tcW w:type="dxa" w:w="1553"/>
+          </w:tcPr>
+          <w:p>
+            <w:pPr>
+              <w:pStyle w:val="Compact"/>
+              <w:jc w:val="left"/>
+            </w:pPr>
+            <w:r>
+              <w:t xml:space="preserve">8 × 12</w:t>
+            </w:r>
+          </w:p>
+        </w:tc>
+        <w:tc>
+          <w:tcPr>
+            <w:tcW w:type="dxa" w:w="1557"/>
+          </w:tcPr>
+          <w:p>
+            <w:pPr>
+              <w:pStyle w:val="Compact"/>
+              <w:jc w:val="left"/>
+            </w:pPr>
+            <w:r>
+              <w:t xml:space="preserve">2</w:t>
+            </w:r>
+          </w:p>
+        </w:tc>
+      </w:tr>
+      <w:tr>
+        <w:tc>
+          <w:tcPr>
+            <w:tcW w:type="dxa" w:w="1868"/>
+          </w:tcPr>
+          <w:p>
+            <w:pPr>
+              <w:pStyle w:val="Compact"/>
+              <w:jc w:val="left"/>
+            </w:pPr>
+            <w:r>
+              <w:t xml:space="preserve">Морска зала Варна</w:t>
+            </w:r>
+          </w:p>
+        </w:tc>
+        <w:tc>
+          <w:tcPr>
+            <w:tcW w:type="dxa" w:w="1812"/>
+          </w:tcPr>
+          <w:p>
+            <w:pPr>
+              <w:pStyle w:val="Compact"/>
+              <w:jc w:val="left"/>
+            </w:pPr>
+            <w:r>
+              <w:t xml:space="preserve">Варна</w:t>
+            </w:r>
+          </w:p>
+        </w:tc>
+        <w:tc>
+          <w:tcPr>
+            <w:tcW w:type="dxa" w:w="2848"/>
+          </w:tcPr>
+          <w:p>
+            <w:pPr>
+              <w:pStyle w:val="Compact"/>
+              <w:jc w:val="left"/>
+            </w:pPr>
+            <w:r>
+              <w:t xml:space="preserve">бул. Приморски 7</w:t>
+            </w:r>
+          </w:p>
+        </w:tc>
+        <w:tc>
+          <w:tcPr>
+            <w:tcW w:type="dxa" w:w="1553"/>
+          </w:tcPr>
+          <w:p>
+            <w:pPr>
+              <w:pStyle w:val="Compact"/>
+              <w:jc w:val="left"/>
+            </w:pPr>
+            <w:r>
+              <w:t xml:space="preserve">7 × 10</w:t>
+            </w:r>
+          </w:p>
+        </w:tc>
+        <w:tc>
+          <w:tcPr>
+            <w:tcW w:type="dxa" w:w="1557"/>
+          </w:tcPr>
+          <w:p>
+            <w:pPr>
+              <w:pStyle w:val="Compact"/>
+              <w:jc w:val="left"/>
+            </w:pPr>
+            <w:r>
+              <w:t xml:space="preserve">1</w:t>
+            </w:r>
+          </w:p>
+        </w:tc>
+      </w:tr>
+    </w:tbl>
+    <w:bookmarkEnd w:id="20"/>
+    <w:bookmarkStart w:id="21" w:name="Xf8be81f948e7a64f37ad18a6f9ca49ca02fe201"/>
     <w:p>
       <w:pPr>
         <w:pStyle w:val="Heading3"/>
@@ -287,25 +631,680 @@
         <w:pStyle w:val="FirstParagraph"/>
       </w:pPr>
       <w:r>
-        <w:t xml:space="preserve">Пълна матрица на правата:</w:t>
-      </w:r>
-      <w:r>
-        <w:t xml:space="preserve"> </w:t>
-      </w:r>
-      <w:hyperlink r:id="rId24">
-        <w:r>
-          <w:rPr>
-            <w:rStyle w:val="Hyperlink"/>
-          </w:rPr>
-          <w:t xml:space="preserve">Documentation.md §3</w:t>
-        </w:r>
-      </w:hyperlink>
-      <w:r>
-        <w:t xml:space="preserve">.</w:t>
-      </w:r>
-    </w:p>
-    <w:bookmarkEnd w:id="25"/>
-    <w:bookmarkStart w:id="28" w:name="X6e65104d5e8fe3e1dbc661a30fbf07c155c526a"/>
+        <w:rPr>
+          <w:bCs/>
+          <w:b/>
+        </w:rPr>
+        <w:t xml:space="preserve">Права по роли</w:t>
+      </w:r>
+    </w:p>
+    <w:tbl>
+      <w:tblPr>
+        <w:tblStyle w:val="Table"/>
+        <w:tblW w:type="dxa" w:w="9638"/>
+        <w:tblLayout w:type="fixed"/>
+        <w:tblLook w:firstRow="1" w:lastRow="0" w:firstColumn="0" w:lastColumn="0" w:noHBand="0" w:noVBand="0" w:val="0020"/>
+        <w:jc w:val="start"/>
+      </w:tblPr>
+      <w:tblGrid>
+        <w:gridCol w:w="2718"/>
+        <w:gridCol w:w="2224"/>
+        <w:gridCol w:w="1482"/>
+        <w:gridCol w:w="3214"/>
+      </w:tblGrid>
+      <w:tr>
+        <w:trPr>
+          <w:tblHeader w:val="true"/>
+        </w:trPr>
+        <w:tc>
+          <w:tcPr>
+            <w:tcW w:type="dxa" w:w="2718"/>
+          </w:tcPr>
+          <w:p>
+            <w:pPr>
+              <w:pStyle w:val="Compact"/>
+              <w:jc w:val="left"/>
+            </w:pPr>
+            <w:r>
+              <w:t xml:space="preserve">Действие</w:t>
+            </w:r>
+          </w:p>
+        </w:tc>
+        <w:tc>
+          <w:tcPr>
+            <w:tcW w:type="dxa" w:w="2224"/>
+          </w:tcPr>
+          <w:p>
+            <w:pPr>
+              <w:pStyle w:val="Compact"/>
+              <w:jc w:val="left"/>
+            </w:pPr>
+            <w:r>
+              <w:t xml:space="preserve">Посетител</w:t>
+            </w:r>
+          </w:p>
+        </w:tc>
+        <w:tc>
+          <w:tcPr>
+            <w:tcW w:type="dxa" w:w="1482"/>
+          </w:tcPr>
+          <w:p>
+            <w:pPr>
+              <w:pStyle w:val="Compact"/>
+              <w:jc w:val="left"/>
+            </w:pPr>
+            <w:r>
+              <w:t xml:space="preserve">Клиент</w:t>
+            </w:r>
+          </w:p>
+        </w:tc>
+        <w:tc>
+          <w:tcPr>
+            <w:tcW w:type="dxa" w:w="3214"/>
+          </w:tcPr>
+          <w:p>
+            <w:pPr>
+              <w:pStyle w:val="Compact"/>
+              <w:jc w:val="left"/>
+            </w:pPr>
+            <w:r>
+              <w:t xml:space="preserve">Администратор</w:t>
+            </w:r>
+          </w:p>
+        </w:tc>
+      </w:tr>
+      <w:tr>
+        <w:tc>
+          <w:tcPr>
+            <w:tcW w:type="dxa" w:w="2718"/>
+          </w:tcPr>
+          <w:p>
+            <w:pPr>
+              <w:pStyle w:val="Compact"/>
+              <w:jc w:val="left"/>
+            </w:pPr>
+            <w:r>
+              <w:t xml:space="preserve">Афиш, детайли на събитие, четене на ревюта</w:t>
+            </w:r>
+          </w:p>
+        </w:tc>
+        <w:tc>
+          <w:tcPr>
+            <w:tcW w:type="dxa" w:w="2224"/>
+          </w:tcPr>
+          <w:p>
+            <w:pPr>
+              <w:pStyle w:val="Compact"/>
+              <w:jc w:val="left"/>
+            </w:pPr>
+            <w:r>
+              <w:t xml:space="preserve">да</w:t>
+            </w:r>
+          </w:p>
+        </w:tc>
+        <w:tc>
+          <w:tcPr>
+            <w:tcW w:type="dxa" w:w="1482"/>
+          </w:tcPr>
+          <w:p>
+            <w:pPr>
+              <w:pStyle w:val="Compact"/>
+              <w:jc w:val="left"/>
+            </w:pPr>
+            <w:r>
+              <w:t xml:space="preserve">да</w:t>
+            </w:r>
+          </w:p>
+        </w:tc>
+        <w:tc>
+          <w:tcPr>
+            <w:tcW w:type="dxa" w:w="3214"/>
+          </w:tcPr>
+          <w:p>
+            <w:pPr>
+              <w:pStyle w:val="Compact"/>
+              <w:jc w:val="left"/>
+            </w:pPr>
+            <w:r>
+              <w:t xml:space="preserve">да</w:t>
+            </w:r>
+          </w:p>
+        </w:tc>
+      </w:tr>
+      <w:tr>
+        <w:tc>
+          <w:tcPr>
+            <w:tcW w:type="dxa" w:w="2718"/>
+          </w:tcPr>
+          <w:p>
+            <w:pPr>
+              <w:pStyle w:val="Compact"/>
+              <w:jc w:val="left"/>
+            </w:pPr>
+            <w:r>
+              <w:t xml:space="preserve">Регистрация и вход</w:t>
+            </w:r>
+          </w:p>
+        </w:tc>
+        <w:tc>
+          <w:tcPr>
+            <w:tcW w:type="dxa" w:w="2224"/>
+          </w:tcPr>
+          <w:p>
+            <w:pPr>
+              <w:pStyle w:val="Compact"/>
+              <w:jc w:val="left"/>
+            </w:pPr>
+            <w:r>
+              <w:t xml:space="preserve">да</w:t>
+            </w:r>
+          </w:p>
+        </w:tc>
+        <w:tc>
+          <w:tcPr>
+            <w:tcW w:type="dxa" w:w="1482"/>
+          </w:tcPr>
+          <w:p>
+            <w:pPr>
+              <w:pStyle w:val="Compact"/>
+              <w:jc w:val="left"/>
+            </w:pPr>
+            <w:r>
+              <w:t xml:space="preserve">—</w:t>
+            </w:r>
+          </w:p>
+        </w:tc>
+        <w:tc>
+          <w:tcPr>
+            <w:tcW w:type="dxa" w:w="3214"/>
+          </w:tcPr>
+          <w:p>
+            <w:pPr>
+              <w:pStyle w:val="Compact"/>
+              <w:jc w:val="left"/>
+            </w:pPr>
+            <w:r>
+              <w:t xml:space="preserve">—</w:t>
+            </w:r>
+          </w:p>
+        </w:tc>
+      </w:tr>
+      <w:tr>
+        <w:tc>
+          <w:tcPr>
+            <w:tcW w:type="dxa" w:w="2718"/>
+          </w:tcPr>
+          <w:p>
+            <w:pPr>
+              <w:pStyle w:val="Compact"/>
+              <w:jc w:val="left"/>
+            </w:pPr>
+            <w:r>
+              <w:t xml:space="preserve">Избор на места, резервация, количка, плащане</w:t>
+            </w:r>
+          </w:p>
+        </w:tc>
+        <w:tc>
+          <w:tcPr>
+            <w:tcW w:type="dxa" w:w="2224"/>
+          </w:tcPr>
+          <w:p>
+            <w:pPr>
+              <w:pStyle w:val="Compact"/>
+              <w:jc w:val="left"/>
+            </w:pPr>
+            <w:r>
+              <w:t xml:space="preserve">не (отива към вход)</w:t>
+            </w:r>
+          </w:p>
+        </w:tc>
+        <w:tc>
+          <w:tcPr>
+            <w:tcW w:type="dxa" w:w="1482"/>
+          </w:tcPr>
+          <w:p>
+            <w:pPr>
+              <w:pStyle w:val="Compact"/>
+              <w:jc w:val="left"/>
+            </w:pPr>
+            <w:r>
+              <w:t xml:space="preserve">да</w:t>
+            </w:r>
+          </w:p>
+        </w:tc>
+        <w:tc>
+          <w:tcPr>
+            <w:tcW w:type="dxa" w:w="3214"/>
+          </w:tcPr>
+          <w:p>
+            <w:pPr>
+              <w:pStyle w:val="Compact"/>
+              <w:jc w:val="left"/>
+            </w:pPr>
+            <w:r>
+              <w:t xml:space="preserve">да</w:t>
+            </w:r>
+          </w:p>
+        </w:tc>
+      </w:tr>
+      <w:tr>
+        <w:tc>
+          <w:tcPr>
+            <w:tcW w:type="dxa" w:w="2718"/>
+          </w:tcPr>
+          <w:p>
+            <w:pPr>
+              <w:pStyle w:val="Compact"/>
+              <w:jc w:val="left"/>
+            </w:pPr>
+            <w:r>
+              <w:t xml:space="preserve">Свои билети, отказ на билет, профил</w:t>
+            </w:r>
+          </w:p>
+        </w:tc>
+        <w:tc>
+          <w:tcPr>
+            <w:tcW w:type="dxa" w:w="2224"/>
+          </w:tcPr>
+          <w:p>
+            <w:pPr>
+              <w:pStyle w:val="Compact"/>
+              <w:jc w:val="left"/>
+            </w:pPr>
+            <w:r>
+              <w:t xml:space="preserve">не</w:t>
+            </w:r>
+          </w:p>
+        </w:tc>
+        <w:tc>
+          <w:tcPr>
+            <w:tcW w:type="dxa" w:w="1482"/>
+          </w:tcPr>
+          <w:p>
+            <w:pPr>
+              <w:pStyle w:val="Compact"/>
+              <w:jc w:val="left"/>
+            </w:pPr>
+            <w:r>
+              <w:t xml:space="preserve">да</w:t>
+            </w:r>
+          </w:p>
+        </w:tc>
+        <w:tc>
+          <w:tcPr>
+            <w:tcW w:type="dxa" w:w="3214"/>
+          </w:tcPr>
+          <w:p>
+            <w:pPr>
+              <w:pStyle w:val="Compact"/>
+              <w:jc w:val="left"/>
+            </w:pPr>
+            <w:r>
+              <w:t xml:space="preserve">да</w:t>
+            </w:r>
+          </w:p>
+        </w:tc>
+      </w:tr>
+      <w:tr>
+        <w:tc>
+          <w:tcPr>
+            <w:tcW w:type="dxa" w:w="2718"/>
+          </w:tcPr>
+          <w:p>
+            <w:pPr>
+              <w:pStyle w:val="Compact"/>
+              <w:jc w:val="left"/>
+            </w:pPr>
+            <w:r>
+              <w:t xml:space="preserve">Чужди билети и поръчки</w:t>
+            </w:r>
+          </w:p>
+        </w:tc>
+        <w:tc>
+          <w:tcPr>
+            <w:tcW w:type="dxa" w:w="2224"/>
+          </w:tcPr>
+          <w:p>
+            <w:pPr>
+              <w:pStyle w:val="Compact"/>
+              <w:jc w:val="left"/>
+            </w:pPr>
+            <w:r>
+              <w:t xml:space="preserve">не</w:t>
+            </w:r>
+          </w:p>
+        </w:tc>
+        <w:tc>
+          <w:tcPr>
+            <w:tcW w:type="dxa" w:w="1482"/>
+          </w:tcPr>
+          <w:p>
+            <w:pPr>
+              <w:pStyle w:val="Compact"/>
+              <w:jc w:val="left"/>
+            </w:pPr>
+            <w:r>
+              <w:t xml:space="preserve">не (404)</w:t>
+            </w:r>
+          </w:p>
+        </w:tc>
+        <w:tc>
+          <w:tcPr>
+            <w:tcW w:type="dxa" w:w="3214"/>
+          </w:tcPr>
+          <w:p>
+            <w:pPr>
+              <w:pStyle w:val="Compact"/>
+              <w:jc w:val="left"/>
+            </w:pPr>
+            <w:r>
+              <w:t xml:space="preserve">не (404)</w:t>
+            </w:r>
+          </w:p>
+        </w:tc>
+      </w:tr>
+      <w:tr>
+        <w:tc>
+          <w:tcPr>
+            <w:tcW w:type="dxa" w:w="2718"/>
+          </w:tcPr>
+          <w:p>
+            <w:pPr>
+              <w:pStyle w:val="Compact"/>
+              <w:jc w:val="left"/>
+            </w:pPr>
+            <w:r>
+              <w:t xml:space="preserve">Писане на ревю (след посетено събитие)</w:t>
+            </w:r>
+          </w:p>
+        </w:tc>
+        <w:tc>
+          <w:tcPr>
+            <w:tcW w:type="dxa" w:w="2224"/>
+          </w:tcPr>
+          <w:p>
+            <w:pPr>
+              <w:pStyle w:val="Compact"/>
+              <w:jc w:val="left"/>
+            </w:pPr>
+            <w:r>
+              <w:t xml:space="preserve">не</w:t>
+            </w:r>
+          </w:p>
+        </w:tc>
+        <w:tc>
+          <w:tcPr>
+            <w:tcW w:type="dxa" w:w="1482"/>
+          </w:tcPr>
+          <w:p>
+            <w:pPr>
+              <w:pStyle w:val="Compact"/>
+              <w:jc w:val="left"/>
+            </w:pPr>
+            <w:r>
+              <w:t xml:space="preserve">да</w:t>
+            </w:r>
+          </w:p>
+        </w:tc>
+        <w:tc>
+          <w:tcPr>
+            <w:tcW w:type="dxa" w:w="3214"/>
+          </w:tcPr>
+          <w:p>
+            <w:pPr>
+              <w:pStyle w:val="Compact"/>
+              <w:jc w:val="left"/>
+            </w:pPr>
+            <w:r>
+              <w:t xml:space="preserve">да</w:t>
+            </w:r>
+          </w:p>
+        </w:tc>
+      </w:tr>
+      <w:tr>
+        <w:tc>
+          <w:tcPr>
+            <w:tcW w:type="dxa" w:w="2718"/>
+          </w:tcPr>
+          <w:p>
+            <w:pPr>
+              <w:pStyle w:val="Compact"/>
+              <w:jc w:val="left"/>
+            </w:pPr>
+            <w:r>
+              <w:t xml:space="preserve">Изтриване на ревю</w:t>
+            </w:r>
+          </w:p>
+        </w:tc>
+        <w:tc>
+          <w:tcPr>
+            <w:tcW w:type="dxa" w:w="2224"/>
+          </w:tcPr>
+          <w:p>
+            <w:pPr>
+              <w:pStyle w:val="Compact"/>
+              <w:jc w:val="left"/>
+            </w:pPr>
+            <w:r>
+              <w:t xml:space="preserve">не</w:t>
+            </w:r>
+          </w:p>
+        </w:tc>
+        <w:tc>
+          <w:tcPr>
+            <w:tcW w:type="dxa" w:w="1482"/>
+          </w:tcPr>
+          <w:p>
+            <w:pPr>
+              <w:pStyle w:val="Compact"/>
+              <w:jc w:val="left"/>
+            </w:pPr>
+            <w:r>
+              <w:t xml:space="preserve">само свое</w:t>
+            </w:r>
+          </w:p>
+        </w:tc>
+        <w:tc>
+          <w:tcPr>
+            <w:tcW w:type="dxa" w:w="3214"/>
+          </w:tcPr>
+          <w:p>
+            <w:pPr>
+              <w:pStyle w:val="Compact"/>
+              <w:jc w:val="left"/>
+            </w:pPr>
+            <w:r>
+              <w:t xml:space="preserve">всяко</w:t>
+            </w:r>
+          </w:p>
+        </w:tc>
+      </w:tr>
+      <w:tr>
+        <w:tc>
+          <w:tcPr>
+            <w:tcW w:type="dxa" w:w="2718"/>
+          </w:tcPr>
+          <w:p>
+            <w:pPr>
+              <w:pStyle w:val="Compact"/>
+              <w:jc w:val="left"/>
+            </w:pPr>
+            <w:r>
+              <w:t xml:space="preserve">Админ панел (</w:t>
+            </w:r>
+            <w:r>
+              <w:rPr>
+                <w:rStyle w:val="VerbatimChar"/>
+              </w:rPr>
+              <w:t xml:space="preserve">/Admin</w:t>
+            </w:r>
+            <w:r>
+              <w:t xml:space="preserve">)</w:t>
+            </w:r>
+          </w:p>
+        </w:tc>
+        <w:tc>
+          <w:tcPr>
+            <w:tcW w:type="dxa" w:w="2224"/>
+          </w:tcPr>
+          <w:p>
+            <w:pPr>
+              <w:pStyle w:val="Compact"/>
+              <w:jc w:val="left"/>
+            </w:pPr>
+            <w:r>
+              <w:t xml:space="preserve">не (отива към вход)</w:t>
+            </w:r>
+          </w:p>
+        </w:tc>
+        <w:tc>
+          <w:tcPr>
+            <w:tcW w:type="dxa" w:w="1482"/>
+          </w:tcPr>
+          <w:p>
+            <w:pPr>
+              <w:pStyle w:val="Compact"/>
+              <w:jc w:val="left"/>
+            </w:pPr>
+            <w:r>
+              <w:t xml:space="preserve">не (403)</w:t>
+            </w:r>
+          </w:p>
+        </w:tc>
+        <w:tc>
+          <w:tcPr>
+            <w:tcW w:type="dxa" w:w="3214"/>
+          </w:tcPr>
+          <w:p>
+            <w:pPr>
+              <w:pStyle w:val="Compact"/>
+              <w:jc w:val="left"/>
+            </w:pPr>
+            <w:r>
+              <w:t xml:space="preserve">да</w:t>
+            </w:r>
+          </w:p>
+        </w:tc>
+      </w:tr>
+      <w:tr>
+        <w:tc>
+          <w:tcPr>
+            <w:tcW w:type="dxa" w:w="2718"/>
+          </w:tcPr>
+          <w:p>
+            <w:pPr>
+              <w:pStyle w:val="Compact"/>
+              <w:jc w:val="left"/>
+            </w:pPr>
+            <w:r>
+              <w:t xml:space="preserve">Смяна на роля, изтриване на потребител</w:t>
+            </w:r>
+          </w:p>
+        </w:tc>
+        <w:tc>
+          <w:tcPr>
+            <w:tcW w:type="dxa" w:w="2224"/>
+          </w:tcPr>
+          <w:p>
+            <w:pPr>
+              <w:pStyle w:val="Compact"/>
+              <w:jc w:val="left"/>
+            </w:pPr>
+            <w:r>
+              <w:t xml:space="preserve">не</w:t>
+            </w:r>
+          </w:p>
+        </w:tc>
+        <w:tc>
+          <w:tcPr>
+            <w:tcW w:type="dxa" w:w="1482"/>
+          </w:tcPr>
+          <w:p>
+            <w:pPr>
+              <w:pStyle w:val="Compact"/>
+              <w:jc w:val="left"/>
+            </w:pPr>
+            <w:r>
+              <w:t xml:space="preserve">не</w:t>
+            </w:r>
+          </w:p>
+        </w:tc>
+        <w:tc>
+          <w:tcPr>
+            <w:tcW w:type="dxa" w:w="3214"/>
+          </w:tcPr>
+          <w:p>
+            <w:pPr>
+              <w:pStyle w:val="Compact"/>
+              <w:jc w:val="left"/>
+            </w:pPr>
+            <w:r>
+              <w:t xml:space="preserve">да, но не за себе си</w:t>
+            </w:r>
+          </w:p>
+        </w:tc>
+      </w:tr>
+      <w:tr>
+        <w:tc>
+          <w:tcPr>
+            <w:tcW w:type="dxa" w:w="2718"/>
+          </w:tcPr>
+          <w:p>
+            <w:pPr>
+              <w:pStyle w:val="Compact"/>
+              <w:jc w:val="left"/>
+            </w:pPr>
+            <w:r>
+              <w:t xml:space="preserve">REST API (само четене)</w:t>
+            </w:r>
+          </w:p>
+        </w:tc>
+        <w:tc>
+          <w:tcPr>
+            <w:tcW w:type="dxa" w:w="2224"/>
+          </w:tcPr>
+          <w:p>
+            <w:pPr>
+              <w:pStyle w:val="Compact"/>
+              <w:jc w:val="left"/>
+            </w:pPr>
+            <w:r>
+              <w:t xml:space="preserve">да</w:t>
+            </w:r>
+          </w:p>
+        </w:tc>
+        <w:tc>
+          <w:tcPr>
+            <w:tcW w:type="dxa" w:w="1482"/>
+          </w:tcPr>
+          <w:p>
+            <w:pPr>
+              <w:pStyle w:val="Compact"/>
+              <w:jc w:val="left"/>
+            </w:pPr>
+            <w:r>
+              <w:t xml:space="preserve">да</w:t>
+            </w:r>
+          </w:p>
+        </w:tc>
+        <w:tc>
+          <w:tcPr>
+            <w:tcW w:type="dxa" w:w="3214"/>
+          </w:tcPr>
+          <w:p>
+            <w:pPr>
+              <w:pStyle w:val="Compact"/>
+              <w:jc w:val="left"/>
+            </w:pPr>
+            <w:r>
+              <w:t xml:space="preserve">да</w:t>
+            </w:r>
+          </w:p>
+        </w:tc>
+      </w:tr>
+    </w:tbl>
+    <w:bookmarkEnd w:id="21"/>
+    <w:bookmarkStart w:id="22" w:name="X6e65104d5e8fe3e1dbc661a30fbf07c155c526a"/>
     <w:p>
       <w:pPr>
         <w:pStyle w:val="Heading3"/>
@@ -455,7 +1454,52 @@
         <w:pStyle w:val="Compact"/>
       </w:pPr>
       <w:r>
-        <w:t xml:space="preserve">REST API с документация в Swagger: афиш, събитие, схема на местата.</w:t>
+        <w:t xml:space="preserve">REST API с документация в Swagger:</w:t>
+      </w:r>
+      <w:r>
+        <w:t xml:space="preserve"> </w:t>
+      </w:r>
+      <w:r>
+        <w:rPr>
+          <w:rStyle w:val="VerbatimChar"/>
+        </w:rPr>
+        <w:t xml:space="preserve">GET /api/events</w:t>
+      </w:r>
+      <w:r>
+        <w:t xml:space="preserve"> </w:t>
+      </w:r>
+      <w:r>
+        <w:t xml:space="preserve">(афиш със същите филтри, странициран),</w:t>
+      </w:r>
+      <w:r>
+        <w:t xml:space="preserve"> </w:t>
+      </w:r>
+      <w:r>
+        <w:rPr>
+          <w:rStyle w:val="VerbatimChar"/>
+        </w:rPr>
+        <w:t xml:space="preserve">GET /api/events/{id}</w:t>
+      </w:r>
+      <w:r>
+        <w:t xml:space="preserve"> </w:t>
+      </w:r>
+      <w:r>
+        <w:t xml:space="preserve">(събитие с предстоящите прожекции),</w:t>
+      </w:r>
+      <w:r>
+        <w:t xml:space="preserve"> </w:t>
+      </w:r>
+      <w:r>
+        <w:rPr>
+          <w:rStyle w:val="VerbatimChar"/>
+        </w:rPr>
+        <w:t xml:space="preserve">GET /api/showtimes/{id}/seats</w:t>
+      </w:r>
+      <w:r>
+        <w:t xml:space="preserve"> </w:t>
+      </w:r>
+      <w:r>
+        <w:t xml:space="preserve">(места със статус, броячи и цени).</w:t>
       </w:r>
     </w:p>
     <w:p>
@@ -463,45 +1507,755 @@
         <w:pStyle w:val="FirstParagraph"/>
       </w:pPr>
       <w:r>
-        <w:t xml:space="preserve">Подробно: user stories в</w:t>
-      </w:r>
-      <w:r>
-        <w:t xml:space="preserve"> </w:t>
-      </w:r>
-      <w:hyperlink r:id="rId26">
-        <w:r>
-          <w:rPr>
-            <w:rStyle w:val="Hyperlink"/>
-          </w:rPr>
-          <w:t xml:space="preserve">§2</w:t>
-        </w:r>
-      </w:hyperlink>
-      <w:r>
-        <w:t xml:space="preserve"> </w:t>
-      </w:r>
-      <w:r>
-        <w:t xml:space="preserve">и 16 бизнес правила в</w:t>
-      </w:r>
-      <w:r>
-        <w:t xml:space="preserve"> </w:t>
-      </w:r>
-      <w:hyperlink r:id="rId27">
-        <w:r>
-          <w:rPr>
-            <w:rStyle w:val="Hyperlink"/>
-          </w:rPr>
-          <w:t xml:space="preserve">§8</w:t>
-        </w:r>
-      </w:hyperlink>
-      <w:r>
-        <w:t xml:space="preserve"> </w:t>
-      </w:r>
-      <w:r>
-        <w:t xml:space="preserve">на документацията.</w:t>
-      </w:r>
-    </w:p>
-    <w:bookmarkEnd w:id="28"/>
-    <w:bookmarkStart w:id="29" w:name="X09f5c3a92f822e035dd01d2cee458fdaaf5553e"/>
+        <w:rPr>
+          <w:bCs/>
+          <w:b/>
+        </w:rPr>
+        <w:t xml:space="preserve">Бизнес правила</w:t>
+      </w:r>
+    </w:p>
+    <w:tbl>
+      <w:tblPr>
+        <w:tblStyle w:val="Table"/>
+        <w:tblW w:type="dxa" w:w="9638"/>
+        <w:tblLayout w:type="fixed"/>
+        <w:tblLook w:firstRow="1" w:lastRow="0" w:firstColumn="0" w:lastColumn="0" w:noHBand="0" w:noVBand="0" w:val="0020"/>
+        <w:jc w:val="start"/>
+      </w:tblPr>
+      <w:tblGrid>
+        <w:gridCol w:w="1674"/>
+        <w:gridCol w:w="7964"/>
+      </w:tblGrid>
+      <w:tr>
+        <w:trPr>
+          <w:tblHeader w:val="true"/>
+        </w:trPr>
+        <w:tc>
+          <w:tcPr>
+            <w:tcW w:type="dxa" w:w="1674"/>
+          </w:tcPr>
+          <w:p>
+            <w:pPr>
+              <w:pStyle w:val="Compact"/>
+              <w:jc w:val="left"/>
+            </w:pPr>
+            <w:r>
+              <w:t xml:space="preserve">№</w:t>
+            </w:r>
+          </w:p>
+        </w:tc>
+        <w:tc>
+          <w:tcPr>
+            <w:tcW w:type="dxa" w:w="7964"/>
+          </w:tcPr>
+          <w:p>
+            <w:pPr>
+              <w:pStyle w:val="Compact"/>
+              <w:jc w:val="left"/>
+            </w:pPr>
+            <w:r>
+              <w:t xml:space="preserve">Правило</w:t>
+            </w:r>
+          </w:p>
+        </w:tc>
+      </w:tr>
+      <w:tr>
+        <w:tc>
+          <w:tcPr>
+            <w:tcW w:type="dxa" w:w="1674"/>
+          </w:tcPr>
+          <w:p>
+            <w:pPr>
+              <w:pStyle w:val="Compact"/>
+              <w:jc w:val="left"/>
+            </w:pPr>
+            <w:r>
+              <w:t xml:space="preserve">BR-01</w:t>
+            </w:r>
+          </w:p>
+        </w:tc>
+        <w:tc>
+          <w:tcPr>
+            <w:tcW w:type="dxa" w:w="7964"/>
+          </w:tcPr>
+          <w:p>
+            <w:pPr>
+              <w:pStyle w:val="Compact"/>
+              <w:jc w:val="left"/>
+            </w:pPr>
+            <w:r>
+              <w:rPr>
+                <w:bCs/>
+                <w:b/>
+              </w:rPr>
+              <w:t xml:space="preserve">Статус на място.</w:t>
+            </w:r>
+            <w:r>
+              <w:t xml:space="preserve"> </w:t>
+            </w:r>
+            <w:r>
+              <w:t xml:space="preserve">За дадена прожекция мястото е</w:t>
+            </w:r>
+            <w:r>
+              <w:t xml:space="preserve"> </w:t>
+            </w:r>
+            <w:r>
+              <w:rPr>
+                <w:iCs/>
+                <w:i/>
+              </w:rPr>
+              <w:t xml:space="preserve">продадено</w:t>
+            </w:r>
+            <w:r>
+              <w:t xml:space="preserve">, ако има платен билет;</w:t>
+            </w:r>
+            <w:r>
+              <w:t xml:space="preserve"> </w:t>
+            </w:r>
+            <w:r>
+              <w:rPr>
+                <w:iCs/>
+                <w:i/>
+              </w:rPr>
+              <w:t xml:space="preserve">резервирано</w:t>
+            </w:r>
+            <w:r>
+              <w:t xml:space="preserve">, ако има резервация, която още не е изтекла; иначе е</w:t>
+            </w:r>
+            <w:r>
+              <w:t xml:space="preserve"> </w:t>
+            </w:r>
+            <w:r>
+              <w:rPr>
+                <w:iCs/>
+                <w:i/>
+              </w:rPr>
+              <w:t xml:space="preserve">свободно</w:t>
+            </w:r>
+            <w:r>
+              <w:t xml:space="preserve"> </w:t>
+            </w:r>
+            <w:r>
+              <w:t xml:space="preserve">(няма билет, билетът е отказан или резервацията е изтекла).</w:t>
+            </w:r>
+          </w:p>
+        </w:tc>
+      </w:tr>
+      <w:tr>
+        <w:tc>
+          <w:tcPr>
+            <w:tcW w:type="dxa" w:w="1674"/>
+          </w:tcPr>
+          <w:p>
+            <w:pPr>
+              <w:pStyle w:val="Compact"/>
+              <w:jc w:val="left"/>
+            </w:pPr>
+            <w:r>
+              <w:t xml:space="preserve">BR-02</w:t>
+            </w:r>
+          </w:p>
+        </w:tc>
+        <w:tc>
+          <w:tcPr>
+            <w:tcW w:type="dxa" w:w="7964"/>
+          </w:tcPr>
+          <w:p>
+            <w:pPr>
+              <w:pStyle w:val="Compact"/>
+              <w:jc w:val="left"/>
+            </w:pPr>
+            <w:r>
+              <w:rPr>
+                <w:bCs/>
+                <w:b/>
+              </w:rPr>
+              <w:t xml:space="preserve">Без двойна продажба.</w:t>
+            </w:r>
+            <w:r>
+              <w:t xml:space="preserve"> </w:t>
+            </w:r>
+            <w:r>
+              <w:t xml:space="preserve">При резервация всяко място се проверява, а заетото се назовава („Ред 3, място 7 е заето.“). Уникален индекс в базата допуска най-много един неотказан билет за едно място на една прожекция, дори при едновременни заявки.</w:t>
+            </w:r>
+          </w:p>
+        </w:tc>
+      </w:tr>
+      <w:tr>
+        <w:tc>
+          <w:tcPr>
+            <w:tcW w:type="dxa" w:w="1674"/>
+          </w:tcPr>
+          <w:p>
+            <w:pPr>
+              <w:pStyle w:val="Compact"/>
+              <w:jc w:val="left"/>
+            </w:pPr>
+            <w:r>
+              <w:t xml:space="preserve">BR-03</w:t>
+            </w:r>
+          </w:p>
+        </w:tc>
+        <w:tc>
+          <w:tcPr>
+            <w:tcW w:type="dxa" w:w="7964"/>
+          </w:tcPr>
+          <w:p>
+            <w:pPr>
+              <w:pStyle w:val="Compact"/>
+              <w:jc w:val="left"/>
+            </w:pPr>
+            <w:r>
+              <w:rPr>
+                <w:bCs/>
+                <w:b/>
+              </w:rPr>
+              <w:t xml:space="preserve">Задържане на място.</w:t>
+            </w:r>
+            <w:r>
+              <w:t xml:space="preserve"> </w:t>
+            </w:r>
+            <w:r>
+              <w:t xml:space="preserve">Резервацията пази местата 10 минути. Изтеклите резервации се изтриват преди нова; плащане с изтекла резервация се отказва.</w:t>
+            </w:r>
+          </w:p>
+        </w:tc>
+      </w:tr>
+      <w:tr>
+        <w:tc>
+          <w:tcPr>
+            <w:tcW w:type="dxa" w:w="1674"/>
+          </w:tcPr>
+          <w:p>
+            <w:pPr>
+              <w:pStyle w:val="Compact"/>
+              <w:jc w:val="left"/>
+            </w:pPr>
+            <w:r>
+              <w:t xml:space="preserve">BR-04</w:t>
+            </w:r>
+          </w:p>
+        </w:tc>
+        <w:tc>
+          <w:tcPr>
+            <w:tcW w:type="dxa" w:w="7964"/>
+          </w:tcPr>
+          <w:p>
+            <w:pPr>
+              <w:pStyle w:val="Compact"/>
+              <w:jc w:val="left"/>
+            </w:pPr>
+            <w:r>
+              <w:rPr>
+                <w:bCs/>
+                <w:b/>
+              </w:rPr>
+              <w:t xml:space="preserve">Срок за продажба.</w:t>
+            </w:r>
+            <w:r>
+              <w:t xml:space="preserve"> </w:t>
+            </w:r>
+            <w:r>
+              <w:t xml:space="preserve">Резервация и плащане са възможни само преди началото на прожекцията.</w:t>
+            </w:r>
+          </w:p>
+        </w:tc>
+      </w:tr>
+      <w:tr>
+        <w:tc>
+          <w:tcPr>
+            <w:tcW w:type="dxa" w:w="1674"/>
+          </w:tcPr>
+          <w:p>
+            <w:pPr>
+              <w:pStyle w:val="Compact"/>
+              <w:jc w:val="left"/>
+            </w:pPr>
+            <w:r>
+              <w:t xml:space="preserve">BR-05</w:t>
+            </w:r>
+          </w:p>
+        </w:tc>
+        <w:tc>
+          <w:tcPr>
+            <w:tcW w:type="dxa" w:w="7964"/>
+          </w:tcPr>
+          <w:p>
+            <w:pPr>
+              <w:pStyle w:val="Compact"/>
+              <w:jc w:val="left"/>
+            </w:pPr>
+            <w:r>
+              <w:rPr>
+                <w:bCs/>
+                <w:b/>
+              </w:rPr>
+              <w:t xml:space="preserve">Количка.</w:t>
+            </w:r>
+            <w:r>
+              <w:t xml:space="preserve"> </w:t>
+            </w:r>
+            <w:r>
+              <w:t xml:space="preserve">Най-много 10 билета; без повтарящи се места; само места от залата на прожекцията; една количка на потребител.</w:t>
+            </w:r>
+          </w:p>
+        </w:tc>
+      </w:tr>
+      <w:tr>
+        <w:tc>
+          <w:tcPr>
+            <w:tcW w:type="dxa" w:w="1674"/>
+          </w:tcPr>
+          <w:p>
+            <w:pPr>
+              <w:pStyle w:val="Compact"/>
+              <w:jc w:val="left"/>
+            </w:pPr>
+            <w:r>
+              <w:t xml:space="preserve">BR-06</w:t>
+            </w:r>
+          </w:p>
+        </w:tc>
+        <w:tc>
+          <w:tcPr>
+            <w:tcW w:type="dxa" w:w="7964"/>
+          </w:tcPr>
+          <w:p>
+            <w:pPr>
+              <w:pStyle w:val="Compact"/>
+              <w:jc w:val="left"/>
+            </w:pPr>
+            <w:r>
+              <w:rPr>
+                <w:bCs/>
+                <w:b/>
+              </w:rPr>
+              <w:t xml:space="preserve">Цена по зона.</w:t>
+            </w:r>
+            <w:r>
+              <w:t xml:space="preserve"> </w:t>
+            </w:r>
+            <w:r>
+              <w:t xml:space="preserve">VIP място струва VIP цената на прожекцията, всяко друго място — стандартната.</w:t>
+            </w:r>
+          </w:p>
+        </w:tc>
+      </w:tr>
+      <w:tr>
+        <w:tc>
+          <w:tcPr>
+            <w:tcW w:type="dxa" w:w="1674"/>
+          </w:tcPr>
+          <w:p>
+            <w:pPr>
+              <w:pStyle w:val="Compact"/>
+              <w:jc w:val="left"/>
+            </w:pPr>
+            <w:r>
+              <w:t xml:space="preserve">BR-07</w:t>
+            </w:r>
+          </w:p>
+        </w:tc>
+        <w:tc>
+          <w:tcPr>
+            <w:tcW w:type="dxa" w:w="7964"/>
+          </w:tcPr>
+          <w:p>
+            <w:pPr>
+              <w:pStyle w:val="Compact"/>
+              <w:jc w:val="left"/>
+            </w:pPr>
+            <w:r>
+              <w:rPr>
+                <w:bCs/>
+                <w:b/>
+              </w:rPr>
+              <w:t xml:space="preserve">Намаление.</w:t>
+            </w:r>
+            <w:r>
+              <w:t xml:space="preserve"> </w:t>
+            </w:r>
+            <w:r>
+              <w:t xml:space="preserve">За всеки билет поотделно: студент −20 %, пенсионер −30 %, редовен 0 %. Студентската или пенсионерската карта се проверява на входа.</w:t>
+            </w:r>
+          </w:p>
+        </w:tc>
+      </w:tr>
+      <w:tr>
+        <w:tc>
+          <w:tcPr>
+            <w:tcW w:type="dxa" w:w="1674"/>
+          </w:tcPr>
+          <w:p>
+            <w:pPr>
+              <w:pStyle w:val="Compact"/>
+              <w:jc w:val="left"/>
+            </w:pPr>
+            <w:r>
+              <w:t xml:space="preserve">BR-08</w:t>
+            </w:r>
+          </w:p>
+        </w:tc>
+        <w:tc>
+          <w:tcPr>
+            <w:tcW w:type="dxa" w:w="7964"/>
+          </w:tcPr>
+          <w:p>
+            <w:pPr>
+              <w:pStyle w:val="Compact"/>
+              <w:jc w:val="left"/>
+            </w:pPr>
+            <w:r>
+              <w:rPr>
+                <w:bCs/>
+                <w:b/>
+              </w:rPr>
+              <w:t xml:space="preserve">Промо код.</w:t>
+            </w:r>
+            <w:r>
+              <w:t xml:space="preserve"> </w:t>
+            </w:r>
+            <w:r>
+              <w:t xml:space="preserve">Годен е, ако е активен, в срока на валидност и не е изчерпал лимита си. Процентът се прилага към всеки билет след намалението. Проверява се при въвеждане и отново при плащане; броячът расте с 1 при всяка платена поръчка. Главни и малки букви нямат значение.</w:t>
+            </w:r>
+          </w:p>
+        </w:tc>
+      </w:tr>
+      <w:tr>
+        <w:tc>
+          <w:tcPr>
+            <w:tcW w:type="dxa" w:w="1674"/>
+          </w:tcPr>
+          <w:p>
+            <w:pPr>
+              <w:pStyle w:val="Compact"/>
+              <w:jc w:val="left"/>
+            </w:pPr>
+            <w:r>
+              <w:t xml:space="preserve">BR-09</w:t>
+            </w:r>
+          </w:p>
+        </w:tc>
+        <w:tc>
+          <w:tcPr>
+            <w:tcW w:type="dxa" w:w="7964"/>
+          </w:tcPr>
+          <w:p>
+            <w:pPr>
+              <w:pStyle w:val="Compact"/>
+              <w:jc w:val="left"/>
+            </w:pPr>
+            <w:r>
+              <w:rPr>
+                <w:bCs/>
+                <w:b/>
+              </w:rPr>
+              <w:t xml:space="preserve">Закръгляне.</w:t>
+            </w:r>
+            <w:r>
+              <w:t xml:space="preserve"> </w:t>
+            </w:r>
+            <w:r>
+              <w:t xml:space="preserve">Цена на билет = базова цена × (1 − намаление) × (1 − промо), закръглена до стотинка (половината се закръгля нагоре). Сумата на поръчката е сборът от цените на билетите.</w:t>
+            </w:r>
+          </w:p>
+        </w:tc>
+      </w:tr>
+      <w:tr>
+        <w:tc>
+          <w:tcPr>
+            <w:tcW w:type="dxa" w:w="1674"/>
+          </w:tcPr>
+          <w:p>
+            <w:pPr>
+              <w:pStyle w:val="Compact"/>
+              <w:jc w:val="left"/>
+            </w:pPr>
+            <w:r>
+              <w:t xml:space="preserve">BR-10</w:t>
+            </w:r>
+          </w:p>
+        </w:tc>
+        <w:tc>
+          <w:tcPr>
+            <w:tcW w:type="dxa" w:w="7964"/>
+          </w:tcPr>
+          <w:p>
+            <w:pPr>
+              <w:pStyle w:val="Compact"/>
+              <w:jc w:val="left"/>
+            </w:pPr>
+            <w:r>
+              <w:rPr>
+                <w:bCs/>
+                <w:b/>
+              </w:rPr>
+              <w:t xml:space="preserve">Плащане.</w:t>
+            </w:r>
+            <w:r>
+              <w:t xml:space="preserve"> </w:t>
+            </w:r>
+            <w:r>
+              <w:t xml:space="preserve">Поръчката и билетите стават платени; записва се крайната цена и уникален код на всеки билет (</w:t>
+            </w:r>
+            <w:r>
+              <w:rPr>
+                <w:rStyle w:val="VerbatimChar"/>
+              </w:rPr>
+              <w:t xml:space="preserve">ETH-</w:t>
+            </w:r>
+            <w:r>
+              <w:t xml:space="preserve"> </w:t>
+            </w:r>
+            <w:r>
+              <w:t xml:space="preserve">+ 10 шестнадесетични знака). Ако междувременно нещо се промени (изтекла резервация, изчерпан промо код, двойно натискане), не се записва нищо.</w:t>
+            </w:r>
+          </w:p>
+        </w:tc>
+      </w:tr>
+      <w:tr>
+        <w:tc>
+          <w:tcPr>
+            <w:tcW w:type="dxa" w:w="1674"/>
+          </w:tcPr>
+          <w:p>
+            <w:pPr>
+              <w:pStyle w:val="Compact"/>
+              <w:jc w:val="left"/>
+            </w:pPr>
+            <w:r>
+              <w:t xml:space="preserve">BR-11</w:t>
+            </w:r>
+          </w:p>
+        </w:tc>
+        <w:tc>
+          <w:tcPr>
+            <w:tcW w:type="dxa" w:w="7964"/>
+          </w:tcPr>
+          <w:p>
+            <w:pPr>
+              <w:pStyle w:val="Compact"/>
+              <w:jc w:val="left"/>
+            </w:pPr>
+            <w:r>
+              <w:rPr>
+                <w:bCs/>
+                <w:b/>
+              </w:rPr>
+              <w:t xml:space="preserve">Отказ.</w:t>
+            </w:r>
+            <w:r>
+              <w:t xml:space="preserve"> </w:t>
+            </w:r>
+            <w:r>
+              <w:t xml:space="preserve">Само от собственика, само за платен билет и най-късно 24 часа преди началото (точно 24 часа е позволено). Мястото се освобождава; поръчката става отказана, когато всичките ѝ билети са отказани. Използването на промо кода не се връща; приходите броят само платени билети.</w:t>
+            </w:r>
+          </w:p>
+        </w:tc>
+      </w:tr>
+      <w:tr>
+        <w:tc>
+          <w:tcPr>
+            <w:tcW w:type="dxa" w:w="1674"/>
+          </w:tcPr>
+          <w:p>
+            <w:pPr>
+              <w:pStyle w:val="Compact"/>
+              <w:jc w:val="left"/>
+            </w:pPr>
+            <w:r>
+              <w:t xml:space="preserve">BR-12</w:t>
+            </w:r>
+          </w:p>
+        </w:tc>
+        <w:tc>
+          <w:tcPr>
+            <w:tcW w:type="dxa" w:w="7964"/>
+          </w:tcPr>
+          <w:p>
+            <w:pPr>
+              <w:pStyle w:val="Compact"/>
+              <w:jc w:val="left"/>
+            </w:pPr>
+            <w:r>
+              <w:rPr>
+                <w:bCs/>
+                <w:b/>
+              </w:rPr>
+              <w:t xml:space="preserve">График.</w:t>
+            </w:r>
+            <w:r>
+              <w:t xml:space="preserve"> </w:t>
+            </w:r>
+            <w:r>
+              <w:t xml:space="preserve">Нова прожекция започва в бъдещето и не се застъпва с друга в същата зала (може да започне веднага след края ѝ). Залата на прожекция с продадени билети не може да се сменя.</w:t>
+            </w:r>
+          </w:p>
+        </w:tc>
+      </w:tr>
+      <w:tr>
+        <w:tc>
+          <w:tcPr>
+            <w:tcW w:type="dxa" w:w="1674"/>
+          </w:tcPr>
+          <w:p>
+            <w:pPr>
+              <w:pStyle w:val="Compact"/>
+              <w:jc w:val="left"/>
+            </w:pPr>
+            <w:r>
+              <w:t xml:space="preserve">BR-13</w:t>
+            </w:r>
+          </w:p>
+        </w:tc>
+        <w:tc>
+          <w:tcPr>
+            <w:tcW w:type="dxa" w:w="7964"/>
+          </w:tcPr>
+          <w:p>
+            <w:pPr>
+              <w:pStyle w:val="Compact"/>
+              <w:jc w:val="left"/>
+            </w:pPr>
+            <w:r>
+              <w:rPr>
+                <w:bCs/>
+                <w:b/>
+              </w:rPr>
+              <w:t xml:space="preserve">Ревюта.</w:t>
+            </w:r>
+            <w:r>
+              <w:t xml:space="preserve"> </w:t>
+            </w:r>
+            <w:r>
+              <w:t xml:space="preserve">Оценка от 1 до 5, коментар до 1000 знака, едно ревю на потребител за събитие — само с платен билет за вече започнала прожекция. Изтрива го авторът или администратор.</w:t>
+            </w:r>
+          </w:p>
+        </w:tc>
+      </w:tr>
+      <w:tr>
+        <w:tc>
+          <w:tcPr>
+            <w:tcW w:type="dxa" w:w="1674"/>
+          </w:tcPr>
+          <w:p>
+            <w:pPr>
+              <w:pStyle w:val="Compact"/>
+              <w:jc w:val="left"/>
+            </w:pPr>
+            <w:r>
+              <w:t xml:space="preserve">BR-14</w:t>
+            </w:r>
+          </w:p>
+        </w:tc>
+        <w:tc>
+          <w:tcPr>
+            <w:tcW w:type="dxa" w:w="7964"/>
+          </w:tcPr>
+          <w:p>
+            <w:pPr>
+              <w:pStyle w:val="Compact"/>
+              <w:jc w:val="left"/>
+            </w:pPr>
+            <w:r>
+              <w:rPr>
+                <w:bCs/>
+                <w:b/>
+              </w:rPr>
+              <w:t xml:space="preserve">Схема на залата.</w:t>
+            </w:r>
+            <w:r>
+              <w:t xml:space="preserve"> </w:t>
+            </w:r>
+            <w:r>
+              <w:t xml:space="preserve">При създаване на зала се генерират редове × места стандартни места; администраторът прави цели редове VIP. Размерите на залата се сменят само докато тя няма прожекции.</w:t>
+            </w:r>
+          </w:p>
+        </w:tc>
+      </w:tr>
+      <w:tr>
+        <w:tc>
+          <w:tcPr>
+            <w:tcW w:type="dxa" w:w="1674"/>
+          </w:tcPr>
+          <w:p>
+            <w:pPr>
+              <w:pStyle w:val="Compact"/>
+              <w:jc w:val="left"/>
+            </w:pPr>
+            <w:r>
+              <w:t xml:space="preserve">BR-15</w:t>
+            </w:r>
+          </w:p>
+        </w:tc>
+        <w:tc>
+          <w:tcPr>
+            <w:tcW w:type="dxa" w:w="7964"/>
+          </w:tcPr>
+          <w:p>
+            <w:pPr>
+              <w:pStyle w:val="Compact"/>
+              <w:jc w:val="left"/>
+            </w:pPr>
+            <w:r>
+              <w:rPr>
+                <w:bCs/>
+                <w:b/>
+              </w:rPr>
+              <w:t xml:space="preserve">Безопасно изтриване.</w:t>
+            </w:r>
+            <w:r>
+              <w:t xml:space="preserve"> </w:t>
+            </w:r>
+            <w:r>
+              <w:t xml:space="preserve">Отказва се със съобщение за събитие или прожекция с билети, зала с прожекции, използван промо код (вместо това се деактивира) и потребител с поръчки. Лимитът на промо код не може да е под броя използвания, а използван код запазва кода и процента си.</w:t>
+            </w:r>
+          </w:p>
+        </w:tc>
+      </w:tr>
+      <w:tr>
+        <w:tc>
+          <w:tcPr>
+            <w:tcW w:type="dxa" w:w="1674"/>
+          </w:tcPr>
+          <w:p>
+            <w:pPr>
+              <w:pStyle w:val="Compact"/>
+              <w:jc w:val="left"/>
+            </w:pPr>
+            <w:r>
+              <w:t xml:space="preserve">BR-16</w:t>
+            </w:r>
+          </w:p>
+        </w:tc>
+        <w:tc>
+          <w:tcPr>
+            <w:tcW w:type="dxa" w:w="7964"/>
+          </w:tcPr>
+          <w:p>
+            <w:pPr>
+              <w:pStyle w:val="Compact"/>
+              <w:jc w:val="left"/>
+            </w:pPr>
+            <w:r>
+              <w:rPr>
+                <w:bCs/>
+                <w:b/>
+              </w:rPr>
+              <w:t xml:space="preserve">Защита на администратора.</w:t>
+            </w:r>
+            <w:r>
+              <w:t xml:space="preserve"> </w:t>
+            </w:r>
+            <w:r>
+              <w:t xml:space="preserve">Администратор не може да смени собствената си роля или да изтрие себе си.</w:t>
+            </w:r>
+          </w:p>
+        </w:tc>
+      </w:tr>
+    </w:tbl>
+    <w:bookmarkEnd w:id="22"/>
+    <w:bookmarkStart w:id="23" w:name="X09f5c3a92f822e035dd01d2cee458fdaaf5553e"/>
     <w:p>
       <w:pPr>
         <w:pStyle w:val="Heading3"/>
@@ -849,9 +2603,9 @@
         <w:t xml:space="preserve">Сървър: Windows, .NET 9, SQL Server LocalDB.</w:t>
       </w:r>
     </w:p>
-    <w:bookmarkEnd w:id="29"/>
-    <w:bookmarkEnd w:id="30"/>
-    <w:bookmarkStart w:id="35" w:name="фаза-2-екип-технологии-и-задачи"/>
+    <w:bookmarkEnd w:id="23"/>
+    <w:bookmarkEnd w:id="24"/>
+    <w:bookmarkStart w:id="27" w:name="фаза-2-екип-технологии-и-задачи"/>
     <w:p>
       <w:pPr>
         <w:pStyle w:val="Heading2"/>
@@ -860,7 +2614,7 @@
         <w:t xml:space="preserve">Фаза 2: Екип, технологии и задачи</w:t>
       </w:r>
     </w:p>
-    <w:bookmarkStart w:id="31" w:name="X47b4df914b79389bb4f77bed2cec3c688d528ec"/>
+    <w:bookmarkStart w:id="25" w:name="X47b4df914b79389bb4f77bed2cec3c688d528ec"/>
     <w:p>
       <w:pPr>
         <w:pStyle w:val="Heading3"/>
@@ -880,21 +2634,24 @@
     <w:tbl>
       <w:tblPr>
         <w:tblStyle w:val="Table"/>
-        <w:tblW w:type="auto" w:w="0"/>
+        <w:tblW w:type="dxa" w:w="9638"/>
+        <w:tblLayout w:type="fixed"/>
         <w:tblLook w:firstRow="1" w:lastRow="0" w:firstColumn="0" w:lastColumn="0" w:noHBand="0" w:noVBand="0" w:val="0020"/>
         <w:jc w:val="start"/>
       </w:tblPr>
       <w:tblGrid>
-        <w:gridCol w:w="2640"/>
-        <w:gridCol w:w="2640"/>
-        <w:gridCol w:w="2640"/>
+        <w:gridCol w:w="2819"/>
+        <w:gridCol w:w="4311"/>
+        <w:gridCol w:w="2508"/>
       </w:tblGrid>
       <w:tr>
         <w:trPr>
           <w:tblHeader w:val="true"/>
         </w:trPr>
         <w:tc>
-          <w:tcPr/>
+          <w:tcPr>
+            <w:tcW w:type="dxa" w:w="2819"/>
+          </w:tcPr>
           <w:p>
             <w:pPr>
               <w:pStyle w:val="Compact"/>
@@ -906,7 +2663,9 @@
           </w:p>
         </w:tc>
         <w:tc>
-          <w:tcPr/>
+          <w:tcPr>
+            <w:tcW w:type="dxa" w:w="4311"/>
+          </w:tcPr>
           <w:p>
             <w:pPr>
               <w:pStyle w:val="Compact"/>
@@ -918,7 +2677,9 @@
           </w:p>
         </w:tc>
         <w:tc>
-          <w:tcPr/>
+          <w:tcPr>
+            <w:tcW w:type="dxa" w:w="2508"/>
+          </w:tcPr>
           <w:p>
             <w:pPr>
               <w:pStyle w:val="Compact"/>
@@ -932,7 +2693,9 @@
       </w:tr>
       <w:tr>
         <w:tc>
-          <w:tcPr/>
+          <w:tcPr>
+            <w:tcW w:type="dxa" w:w="2819"/>
+          </w:tcPr>
           <w:p>
             <w:pPr>
               <w:pStyle w:val="Compact"/>
@@ -944,7 +2707,9 @@
           </w:p>
         </w:tc>
         <w:tc>
-          <w:tcPr/>
+          <w:tcPr>
+            <w:tcW w:type="dxa" w:w="4311"/>
+          </w:tcPr>
           <w:p>
             <w:pPr>
               <w:pStyle w:val="Compact"/>
@@ -956,7 +2721,9 @@
           </w:p>
         </w:tc>
         <w:tc>
-          <w:tcPr/>
+          <w:tcPr>
+            <w:tcW w:type="dxa" w:w="2508"/>
+          </w:tcPr>
           <w:p>
             <w:pPr>
               <w:pStyle w:val="Compact"/>
@@ -970,7 +2737,9 @@
       </w:tr>
       <w:tr>
         <w:tc>
-          <w:tcPr/>
+          <w:tcPr>
+            <w:tcW w:type="dxa" w:w="2819"/>
+          </w:tcPr>
           <w:p>
             <w:pPr>
               <w:pStyle w:val="Compact"/>
@@ -982,7 +2751,9 @@
           </w:p>
         </w:tc>
         <w:tc>
-          <w:tcPr/>
+          <w:tcPr>
+            <w:tcW w:type="dxa" w:w="4311"/>
+          </w:tcPr>
           <w:p>
             <w:pPr>
               <w:pStyle w:val="Compact"/>
@@ -994,7 +2765,9 @@
           </w:p>
         </w:tc>
         <w:tc>
-          <w:tcPr/>
+          <w:tcPr>
+            <w:tcW w:type="dxa" w:w="2508"/>
+          </w:tcPr>
           <w:p>
             <w:pPr>
               <w:pStyle w:val="Compact"/>
@@ -1008,7 +2781,9 @@
       </w:tr>
       <w:tr>
         <w:tc>
-          <w:tcPr/>
+          <w:tcPr>
+            <w:tcW w:type="dxa" w:w="2819"/>
+          </w:tcPr>
           <w:p>
             <w:pPr>
               <w:pStyle w:val="Compact"/>
@@ -1020,7 +2795,9 @@
           </w:p>
         </w:tc>
         <w:tc>
-          <w:tcPr/>
+          <w:tcPr>
+            <w:tcW w:type="dxa" w:w="4311"/>
+          </w:tcPr>
           <w:p>
             <w:pPr>
               <w:pStyle w:val="Compact"/>
@@ -1032,7 +2809,9 @@
           </w:p>
         </w:tc>
         <w:tc>
-          <w:tcPr/>
+          <w:tcPr>
+            <w:tcW w:type="dxa" w:w="2508"/>
+          </w:tcPr>
           <w:p>
             <w:pPr>
               <w:pStyle w:val="Compact"/>
@@ -1046,7 +2825,9 @@
       </w:tr>
       <w:tr>
         <w:tc>
-          <w:tcPr/>
+          <w:tcPr>
+            <w:tcW w:type="dxa" w:w="2819"/>
+          </w:tcPr>
           <w:p>
             <w:pPr>
               <w:pStyle w:val="Compact"/>
@@ -1058,7 +2839,9 @@
           </w:p>
         </w:tc>
         <w:tc>
-          <w:tcPr/>
+          <w:tcPr>
+            <w:tcW w:type="dxa" w:w="4311"/>
+          </w:tcPr>
           <w:p>
             <w:pPr>
               <w:pStyle w:val="Compact"/>
@@ -1070,7 +2853,9 @@
           </w:p>
         </w:tc>
         <w:tc>
-          <w:tcPr/>
+          <w:tcPr>
+            <w:tcW w:type="dxa" w:w="2508"/>
+          </w:tcPr>
           <w:p>
             <w:pPr>
               <w:pStyle w:val="Compact"/>
@@ -1084,7 +2869,9 @@
       </w:tr>
       <w:tr>
         <w:tc>
-          <w:tcPr/>
+          <w:tcPr>
+            <w:tcW w:type="dxa" w:w="2819"/>
+          </w:tcPr>
           <w:p>
             <w:pPr>
               <w:pStyle w:val="Compact"/>
@@ -1096,7 +2883,9 @@
           </w:p>
         </w:tc>
         <w:tc>
-          <w:tcPr/>
+          <w:tcPr>
+            <w:tcW w:type="dxa" w:w="4311"/>
+          </w:tcPr>
           <w:p>
             <w:pPr>
               <w:pStyle w:val="Compact"/>
@@ -1108,7 +2897,9 @@
           </w:p>
         </w:tc>
         <w:tc>
-          <w:tcPr/>
+          <w:tcPr>
+            <w:tcW w:type="dxa" w:w="2508"/>
+          </w:tcPr>
           <w:p>
             <w:pPr>
               <w:pStyle w:val="Compact"/>
@@ -1121,8 +2912,8 @@
         </w:tc>
       </w:tr>
     </w:tbl>
-    <w:bookmarkEnd w:id="31"/>
-    <w:bookmarkStart w:id="34" w:name="X2fdce0ad634f0eaf3826df150d9fdd8ab40c40b"/>
+    <w:bookmarkEnd w:id="25"/>
+    <w:bookmarkStart w:id="26" w:name="X2fdce0ad634f0eaf3826df150d9fdd8ab40c40b"/>
     <w:p>
       <w:pPr>
         <w:pStyle w:val="Heading3"/>
@@ -1146,20 +2937,23 @@
     <w:tbl>
       <w:tblPr>
         <w:tblStyle w:val="Table"/>
-        <w:tblW w:type="auto" w:w="0"/>
+        <w:tblW w:type="dxa" w:w="9638"/>
+        <w:tblLayout w:type="fixed"/>
         <w:tblLook w:firstRow="1" w:lastRow="0" w:firstColumn="0" w:lastColumn="0" w:noHBand="0" w:noVBand="0" w:val="0020"/>
         <w:jc w:val="start"/>
       </w:tblPr>
       <w:tblGrid>
-        <w:gridCol w:w="3960"/>
-        <w:gridCol w:w="3960"/>
+        <w:gridCol w:w="4240"/>
+        <w:gridCol w:w="5398"/>
       </w:tblGrid>
       <w:tr>
         <w:trPr>
           <w:tblHeader w:val="true"/>
         </w:trPr>
         <w:tc>
-          <w:tcPr/>
+          <w:tcPr>
+            <w:tcW w:type="dxa" w:w="4240"/>
+          </w:tcPr>
           <w:p>
             <w:pPr>
               <w:pStyle w:val="Compact"/>
@@ -1171,7 +2965,9 @@
           </w:p>
         </w:tc>
         <w:tc>
-          <w:tcPr/>
+          <w:tcPr>
+            <w:tcW w:type="dxa" w:w="5398"/>
+          </w:tcPr>
           <w:p>
             <w:pPr>
               <w:pStyle w:val="Compact"/>
@@ -1185,7 +2981,9 @@
       </w:tr>
       <w:tr>
         <w:tc>
-          <w:tcPr/>
+          <w:tcPr>
+            <w:tcW w:type="dxa" w:w="4240"/>
+          </w:tcPr>
           <w:p>
             <w:pPr>
               <w:pStyle w:val="Compact"/>
@@ -1197,7 +2995,9 @@
           </w:p>
         </w:tc>
         <w:tc>
-          <w:tcPr/>
+          <w:tcPr>
+            <w:tcW w:type="dxa" w:w="5398"/>
+          </w:tcPr>
           <w:p>
             <w:pPr>
               <w:pStyle w:val="Compact"/>
@@ -1211,7 +3011,9 @@
       </w:tr>
       <w:tr>
         <w:tc>
-          <w:tcPr/>
+          <w:tcPr>
+            <w:tcW w:type="dxa" w:w="4240"/>
+          </w:tcPr>
           <w:p>
             <w:pPr>
               <w:pStyle w:val="Compact"/>
@@ -1223,7 +3025,9 @@
           </w:p>
         </w:tc>
         <w:tc>
-          <w:tcPr/>
+          <w:tcPr>
+            <w:tcW w:type="dxa" w:w="5398"/>
+          </w:tcPr>
           <w:p>
             <w:pPr>
               <w:pStyle w:val="Compact"/>
@@ -1237,7 +3041,9 @@
       </w:tr>
       <w:tr>
         <w:tc>
-          <w:tcPr/>
+          <w:tcPr>
+            <w:tcW w:type="dxa" w:w="4240"/>
+          </w:tcPr>
           <w:p>
             <w:pPr>
               <w:pStyle w:val="Compact"/>
@@ -1249,7 +3055,9 @@
           </w:p>
         </w:tc>
         <w:tc>
-          <w:tcPr/>
+          <w:tcPr>
+            <w:tcW w:type="dxa" w:w="5398"/>
+          </w:tcPr>
           <w:p>
             <w:pPr>
               <w:pStyle w:val="Compact"/>
@@ -1263,7 +3071,9 @@
       </w:tr>
       <w:tr>
         <w:tc>
-          <w:tcPr/>
+          <w:tcPr>
+            <w:tcW w:type="dxa" w:w="4240"/>
+          </w:tcPr>
           <w:p>
             <w:pPr>
               <w:pStyle w:val="Compact"/>
@@ -1275,7 +3085,9 @@
           </w:p>
         </w:tc>
         <w:tc>
-          <w:tcPr/>
+          <w:tcPr>
+            <w:tcW w:type="dxa" w:w="5398"/>
+          </w:tcPr>
           <w:p>
             <w:pPr>
               <w:pStyle w:val="Compact"/>
@@ -1289,7 +3101,9 @@
       </w:tr>
       <w:tr>
         <w:tc>
-          <w:tcPr/>
+          <w:tcPr>
+            <w:tcW w:type="dxa" w:w="4240"/>
+          </w:tcPr>
           <w:p>
             <w:pPr>
               <w:pStyle w:val="Compact"/>
@@ -1301,7 +3115,9 @@
           </w:p>
         </w:tc>
         <w:tc>
-          <w:tcPr/>
+          <w:tcPr>
+            <w:tcW w:type="dxa" w:w="5398"/>
+          </w:tcPr>
           <w:p>
             <w:pPr>
               <w:pStyle w:val="Compact"/>
@@ -1315,7 +3131,9 @@
       </w:tr>
       <w:tr>
         <w:tc>
-          <w:tcPr/>
+          <w:tcPr>
+            <w:tcW w:type="dxa" w:w="4240"/>
+          </w:tcPr>
           <w:p>
             <w:pPr>
               <w:pStyle w:val="Compact"/>
@@ -1327,7 +3145,9 @@
           </w:p>
         </w:tc>
         <w:tc>
-          <w:tcPr/>
+          <w:tcPr>
+            <w:tcW w:type="dxa" w:w="5398"/>
+          </w:tcPr>
           <w:p>
             <w:pPr>
               <w:pStyle w:val="Compact"/>
@@ -1341,7 +3161,9 @@
       </w:tr>
       <w:tr>
         <w:tc>
-          <w:tcPr/>
+          <w:tcPr>
+            <w:tcW w:type="dxa" w:w="4240"/>
+          </w:tcPr>
           <w:p>
             <w:pPr>
               <w:pStyle w:val="Compact"/>
@@ -1353,7 +3175,9 @@
           </w:p>
         </w:tc>
         <w:tc>
-          <w:tcPr/>
+          <w:tcPr>
+            <w:tcW w:type="dxa" w:w="5398"/>
+          </w:tcPr>
           <w:p>
             <w:pPr>
               <w:pStyle w:val="Compact"/>
@@ -1402,26 +3226,903 @@
         <w:t xml:space="preserve">IRepository&lt;T&gt;</w:t>
       </w:r>
       <w:r>
-        <w:t xml:space="preserve">, миграции) → SQL Server. Тестовете са в отделен проект. Диаграми на слоевете, класовете и последователността:</w:t>
+        <w:t xml:space="preserve">, миграции) → SQL Server. Тестовете са в отделен проект (</w:t>
+      </w:r>
+      <w:r>
+        <w:rPr>
+          <w:rStyle w:val="VerbatimChar"/>
+        </w:rPr>
+        <w:t xml:space="preserve">EventTixHub.Tests</w:t>
+      </w:r>
+      <w:r>
+        <w:t xml:space="preserve">).</w:t>
+      </w:r>
+    </w:p>
+    <w:tbl>
+      <w:tblPr>
+        <w:tblStyle w:val="Table"/>
+        <w:tblW w:type="dxa" w:w="9638"/>
+        <w:tblLayout w:type="fixed"/>
+        <w:tblLook w:firstRow="1" w:lastRow="0" w:firstColumn="0" w:lastColumn="0" w:noHBand="0" w:noVBand="0" w:val="0020"/>
+        <w:jc w:val="start"/>
+      </w:tblPr>
+      <w:tblGrid>
+        <w:gridCol w:w="2170"/>
+        <w:gridCol w:w="4143"/>
+        <w:gridCol w:w="3325"/>
+      </w:tblGrid>
+      <w:tr>
+        <w:trPr>
+          <w:tblHeader w:val="true"/>
+        </w:trPr>
+        <w:tc>
+          <w:tcPr>
+            <w:tcW w:type="dxa" w:w="2170"/>
+          </w:tcPr>
+          <w:p>
+            <w:pPr>
+              <w:pStyle w:val="Compact"/>
+              <w:jc w:val="left"/>
+            </w:pPr>
+            <w:r>
+              <w:t xml:space="preserve">Слой</w:t>
+            </w:r>
+          </w:p>
+        </w:tc>
+        <w:tc>
+          <w:tcPr>
+            <w:tcW w:type="dxa" w:w="4143"/>
+          </w:tcPr>
+          <w:p>
+            <w:pPr>
+              <w:pStyle w:val="Compact"/>
+              <w:jc w:val="left"/>
+            </w:pPr>
+            <w:r>
+              <w:t xml:space="preserve">Съдържание</w:t>
+            </w:r>
+          </w:p>
+        </w:tc>
+        <w:tc>
+          <w:tcPr>
+            <w:tcW w:type="dxa" w:w="3325"/>
+          </w:tcPr>
+          <w:p>
+            <w:pPr>
+              <w:pStyle w:val="Compact"/>
+              <w:jc w:val="left"/>
+            </w:pPr>
+            <w:r>
+              <w:t xml:space="preserve">Правило</w:t>
+            </w:r>
+          </w:p>
+        </w:tc>
+      </w:tr>
+      <w:tr>
+        <w:tc>
+          <w:tcPr>
+            <w:tcW w:type="dxa" w:w="2170"/>
+          </w:tcPr>
+          <w:p>
+            <w:pPr>
+              <w:pStyle w:val="Compact"/>
+              <w:jc w:val="left"/>
+            </w:pPr>
+            <w:r>
+              <w:t xml:space="preserve">Представяне</w:t>
+            </w:r>
+          </w:p>
+        </w:tc>
+        <w:tc>
+          <w:tcPr>
+            <w:tcW w:type="dxa" w:w="4143"/>
+          </w:tcPr>
+          <w:p>
+            <w:pPr>
+              <w:pStyle w:val="Compact"/>
+              <w:jc w:val="left"/>
+            </w:pPr>
+            <w:r>
+              <w:t xml:space="preserve">контролери, админ област, ViewModels, Razor изгледи, JavaScript за схемата на местата, REST API</w:t>
+            </w:r>
+          </w:p>
+        </w:tc>
+        <w:tc>
+          <w:tcPr>
+            <w:tcW w:type="dxa" w:w="3325"/>
+          </w:tcPr>
+          <w:p>
+            <w:pPr>
+              <w:pStyle w:val="Compact"/>
+              <w:jc w:val="left"/>
+            </w:pPr>
+            <w:r>
+              <w:t xml:space="preserve">контролерът проверява формата, вика услуга и показва резултата; никога не работи с базата пряко</w:t>
+            </w:r>
+          </w:p>
+        </w:tc>
+      </w:tr>
+      <w:tr>
+        <w:tc>
+          <w:tcPr>
+            <w:tcW w:type="dxa" w:w="2170"/>
+          </w:tcPr>
+          <w:p>
+            <w:pPr>
+              <w:pStyle w:val="Compact"/>
+              <w:jc w:val="left"/>
+            </w:pPr>
+            <w:r>
+              <w:t xml:space="preserve">Услуги</w:t>
+            </w:r>
+          </w:p>
+        </w:tc>
+        <w:tc>
+          <w:tcPr>
+            <w:tcW w:type="dxa" w:w="4143"/>
+          </w:tcPr>
+          <w:p>
+            <w:pPr>
+              <w:pStyle w:val="Compact"/>
+              <w:jc w:val="left"/>
+            </w:pPr>
+            <w:r>
+              <w:t xml:space="preserve">8 услуги (виж „Модули“),</w:t>
+            </w:r>
+            <w:r>
+              <w:t xml:space="preserve"> </w:t>
+            </w:r>
+            <w:r>
+              <w:rPr>
+                <w:rStyle w:val="VerbatimChar"/>
+              </w:rPr>
+              <w:t xml:space="preserve">BookingRules</w:t>
+            </w:r>
+            <w:r>
+              <w:t xml:space="preserve">,</w:t>
+            </w:r>
+            <w:r>
+              <w:t xml:space="preserve"> </w:t>
+            </w:r>
+            <w:r>
+              <w:rPr>
+                <w:rStyle w:val="VerbatimChar"/>
+              </w:rPr>
+              <w:t xml:space="preserve">BookingException</w:t>
+            </w:r>
+          </w:p>
+        </w:tc>
+        <w:tc>
+          <w:tcPr>
+            <w:tcW w:type="dxa" w:w="3325"/>
+          </w:tcPr>
+          <w:p>
+            <w:pPr>
+              <w:pStyle w:val="Compact"/>
+              <w:jc w:val="left"/>
+            </w:pPr>
+            <w:r>
+              <w:t xml:space="preserve">цялата бизнес логика; всички изчисления на цени са в</w:t>
+            </w:r>
+            <w:r>
+              <w:t xml:space="preserve"> </w:t>
+            </w:r>
+            <w:r>
+              <w:rPr>
+                <w:rStyle w:val="VerbatimChar"/>
+              </w:rPr>
+              <w:t xml:space="preserve">BookingRules</w:t>
+            </w:r>
+            <w:r>
+              <w:t xml:space="preserve">, който не работи с базата и не чете системния часовник</w:t>
+            </w:r>
+          </w:p>
+        </w:tc>
+      </w:tr>
+      <w:tr>
+        <w:tc>
+          <w:tcPr>
+            <w:tcW w:type="dxa" w:w="2170"/>
+          </w:tcPr>
+          <w:p>
+            <w:pPr>
+              <w:pStyle w:val="Compact"/>
+              <w:jc w:val="left"/>
+            </w:pPr>
+            <w:r>
+              <w:t xml:space="preserve">Данни</w:t>
+            </w:r>
+          </w:p>
+        </w:tc>
+        <w:tc>
+          <w:tcPr>
+            <w:tcW w:type="dxa" w:w="4143"/>
+          </w:tcPr>
+          <w:p>
+            <w:pPr>
+              <w:pStyle w:val="Compact"/>
+              <w:jc w:val="left"/>
+            </w:pPr>
+            <w:r>
+              <w:rPr>
+                <w:rStyle w:val="VerbatimChar"/>
+              </w:rPr>
+              <w:t xml:space="preserve">ApplicationDbContext</w:t>
+            </w:r>
+            <w:r>
+              <w:t xml:space="preserve">, generic repository</w:t>
+            </w:r>
+            <w:r>
+              <w:t xml:space="preserve"> </w:t>
+            </w:r>
+            <w:r>
+              <w:rPr>
+                <w:rStyle w:val="VerbatimChar"/>
+              </w:rPr>
+              <w:t xml:space="preserve">IRepository&lt;T&gt;</w:t>
+            </w:r>
+            <w:r>
+              <w:t xml:space="preserve">, EF Core миграции, демо данни</w:t>
+            </w:r>
+          </w:p>
+        </w:tc>
+        <w:tc>
+          <w:tcPr>
+            <w:tcW w:type="dxa" w:w="3325"/>
+          </w:tcPr>
+          <w:p>
+            <w:pPr>
+              <w:pStyle w:val="Compact"/>
+              <w:jc w:val="left"/>
+            </w:pPr>
+            <w:r>
+              <w:t xml:space="preserve">един запис в края на заявката — всичко или нищо</w:t>
+            </w:r>
+          </w:p>
+        </w:tc>
+      </w:tr>
+      <w:tr>
+        <w:tc>
+          <w:tcPr>
+            <w:tcW w:type="dxa" w:w="2170"/>
+          </w:tcPr>
+          <w:p>
+            <w:pPr>
+              <w:pStyle w:val="Compact"/>
+              <w:jc w:val="left"/>
+            </w:pPr>
+            <w:r>
+              <w:t xml:space="preserve">База данни</w:t>
+            </w:r>
+          </w:p>
+        </w:tc>
+        <w:tc>
+          <w:tcPr>
+            <w:tcW w:type="dxa" w:w="4143"/>
+          </w:tcPr>
+          <w:p>
+            <w:pPr>
+              <w:pStyle w:val="Compact"/>
+              <w:jc w:val="left"/>
+            </w:pPr>
+            <w:r>
+              <w:t xml:space="preserve">SQL Server LocalDB</w:t>
+            </w:r>
+          </w:p>
+        </w:tc>
+        <w:tc>
+          <w:tcPr>
+            <w:tcW w:type="dxa" w:w="3325"/>
+          </w:tcPr>
+          <w:p>
+            <w:pPr>
+              <w:pStyle w:val="Compact"/>
+              <w:jc w:val="left"/>
+            </w:pPr>
+            <w:r>
+              <w:t xml:space="preserve">индексите и външните ключове са последната защита</w:t>
+            </w:r>
+          </w:p>
+        </w:tc>
+      </w:tr>
+    </w:tbl>
+    <w:p>
+      <w:pPr>
+        <w:pStyle w:val="BodyText"/>
+      </w:pPr>
+      <w:r>
+        <w:rPr>
+          <w:bCs/>
+          <w:b/>
+        </w:rPr>
+        <w:t xml:space="preserve">База данни</w:t>
       </w:r>
       <w:r>
         <w:t xml:space="preserve"> </w:t>
       </w:r>
-      <w:hyperlink r:id="rId32">
-        <w:r>
-          <w:rPr>
-            <w:rStyle w:val="Hyperlink"/>
-          </w:rPr>
-          <w:t xml:space="preserve">Documentation.md §6</w:t>
-        </w:r>
-      </w:hyperlink>
-      <w:r>
-        <w:t xml:space="preserve">.</w:t>
-      </w:r>
-    </w:p>
-    <w:p>
-      <w:pPr>
-        <w:pStyle w:val="BodyText"/>
+      <w:r>
+        <w:t xml:space="preserve">— 9 основни таблици плюс стандартните таблици на ASP.NET Core Identity:</w:t>
+      </w:r>
+    </w:p>
+    <w:tbl>
+      <w:tblPr>
+        <w:tblStyle w:val="Table"/>
+        <w:tblW w:type="dxa" w:w="9638"/>
+        <w:tblLayout w:type="fixed"/>
+        <w:tblLook w:firstRow="1" w:lastRow="0" w:firstColumn="0" w:lastColumn="0" w:noHBand="0" w:noVBand="0" w:val="0020"/>
+        <w:jc w:val="start"/>
+      </w:tblPr>
+      <w:tblGrid>
+        <w:gridCol w:w="2600"/>
+        <w:gridCol w:w="4176"/>
+        <w:gridCol w:w="2862"/>
+      </w:tblGrid>
+      <w:tr>
+        <w:trPr>
+          <w:tblHeader w:val="true"/>
+        </w:trPr>
+        <w:tc>
+          <w:tcPr>
+            <w:tcW w:type="dxa" w:w="2600"/>
+          </w:tcPr>
+          <w:p>
+            <w:pPr>
+              <w:pStyle w:val="Compact"/>
+              <w:jc w:val="left"/>
+            </w:pPr>
+            <w:r>
+              <w:t xml:space="preserve">Таблица</w:t>
+            </w:r>
+          </w:p>
+        </w:tc>
+        <w:tc>
+          <w:tcPr>
+            <w:tcW w:type="dxa" w:w="4176"/>
+          </w:tcPr>
+          <w:p>
+            <w:pPr>
+              <w:pStyle w:val="Compact"/>
+              <w:jc w:val="left"/>
+            </w:pPr>
+            <w:r>
+              <w:t xml:space="preserve">Съдържание</w:t>
+            </w:r>
+          </w:p>
+        </w:tc>
+        <w:tc>
+          <w:tcPr>
+            <w:tcW w:type="dxa" w:w="2862"/>
+          </w:tcPr>
+          <w:p>
+            <w:pPr>
+              <w:pStyle w:val="Compact"/>
+              <w:jc w:val="left"/>
+            </w:pPr>
+            <w:r>
+              <w:t xml:space="preserve">Връзки</w:t>
+            </w:r>
+          </w:p>
+        </w:tc>
+      </w:tr>
+      <w:tr>
+        <w:tc>
+          <w:tcPr>
+            <w:tcW w:type="dxa" w:w="2600"/>
+          </w:tcPr>
+          <w:p>
+            <w:pPr>
+              <w:pStyle w:val="Compact"/>
+              <w:jc w:val="left"/>
+            </w:pPr>
+            <w:r>
+              <w:t xml:space="preserve">Users</w:t>
+            </w:r>
+          </w:p>
+        </w:tc>
+        <w:tc>
+          <w:tcPr>
+            <w:tcW w:type="dxa" w:w="4176"/>
+          </w:tcPr>
+          <w:p>
+            <w:pPr>
+              <w:pStyle w:val="Compact"/>
+              <w:jc w:val="left"/>
+            </w:pPr>
+            <w:r>
+              <w:t xml:space="preserve">име, фамилия, имейл, телефон, хеш на паролата</w:t>
+            </w:r>
+          </w:p>
+        </w:tc>
+        <w:tc>
+          <w:tcPr>
+            <w:tcW w:type="dxa" w:w="2862"/>
+          </w:tcPr>
+          <w:p>
+            <w:pPr>
+              <w:pStyle w:val="Compact"/>
+              <w:jc w:val="left"/>
+            </w:pPr>
+            <w:r>
+              <w:t xml:space="preserve">1–N поръчки, 1–N ревюта, N–M роли</w:t>
+            </w:r>
+          </w:p>
+        </w:tc>
+      </w:tr>
+      <w:tr>
+        <w:tc>
+          <w:tcPr>
+            <w:tcW w:type="dxa" w:w="2600"/>
+          </w:tcPr>
+          <w:p>
+            <w:pPr>
+              <w:pStyle w:val="Compact"/>
+              <w:jc w:val="left"/>
+            </w:pPr>
+            <w:r>
+              <w:t xml:space="preserve">Roles</w:t>
+            </w:r>
+          </w:p>
+        </w:tc>
+        <w:tc>
+          <w:tcPr>
+            <w:tcW w:type="dxa" w:w="4176"/>
+          </w:tcPr>
+          <w:p>
+            <w:pPr>
+              <w:pStyle w:val="Compact"/>
+              <w:jc w:val="left"/>
+            </w:pPr>
+            <w:r>
+              <w:rPr>
+                <w:rStyle w:val="VerbatimChar"/>
+              </w:rPr>
+              <w:t xml:space="preserve">Administrator</w:t>
+            </w:r>
+            <w:r>
+              <w:t xml:space="preserve">,</w:t>
+            </w:r>
+            <w:r>
+              <w:t xml:space="preserve"> </w:t>
+            </w:r>
+            <w:r>
+              <w:rPr>
+                <w:rStyle w:val="VerbatimChar"/>
+              </w:rPr>
+              <w:t xml:space="preserve">Customer</w:t>
+            </w:r>
+          </w:p>
+        </w:tc>
+        <w:tc>
+          <w:tcPr>
+            <w:tcW w:type="dxa" w:w="2862"/>
+          </w:tcPr>
+          <w:p>
+            <w:pPr>
+              <w:pStyle w:val="Compact"/>
+              <w:jc w:val="left"/>
+            </w:pPr>
+            <w:r>
+              <w:t xml:space="preserve">N–M потребители</w:t>
+            </w:r>
+          </w:p>
+        </w:tc>
+      </w:tr>
+      <w:tr>
+        <w:tc>
+          <w:tcPr>
+            <w:tcW w:type="dxa" w:w="2600"/>
+          </w:tcPr>
+          <w:p>
+            <w:pPr>
+              <w:pStyle w:val="Compact"/>
+              <w:jc w:val="left"/>
+            </w:pPr>
+            <w:r>
+              <w:t xml:space="preserve">Events</w:t>
+            </w:r>
+          </w:p>
+        </w:tc>
+        <w:tc>
+          <w:tcPr>
+            <w:tcW w:type="dxa" w:w="4176"/>
+          </w:tcPr>
+          <w:p>
+            <w:pPr>
+              <w:pStyle w:val="Compact"/>
+              <w:jc w:val="left"/>
+            </w:pPr>
+            <w:r>
+              <w:t xml:space="preserve">заглавие, описание, тип (филм / концерт / театър), жанр, продължителност, плакат</w:t>
+            </w:r>
+          </w:p>
+        </w:tc>
+        <w:tc>
+          <w:tcPr>
+            <w:tcW w:type="dxa" w:w="2862"/>
+          </w:tcPr>
+          <w:p>
+            <w:pPr>
+              <w:pStyle w:val="Compact"/>
+              <w:jc w:val="left"/>
+            </w:pPr>
+            <w:r>
+              <w:t xml:space="preserve">1–N прожекции, 1–N ревюта</w:t>
+            </w:r>
+          </w:p>
+        </w:tc>
+      </w:tr>
+      <w:tr>
+        <w:tc>
+          <w:tcPr>
+            <w:tcW w:type="dxa" w:w="2600"/>
+          </w:tcPr>
+          <w:p>
+            <w:pPr>
+              <w:pStyle w:val="Compact"/>
+              <w:jc w:val="left"/>
+            </w:pPr>
+            <w:r>
+              <w:t xml:space="preserve">Venues</w:t>
+            </w:r>
+          </w:p>
+        </w:tc>
+        <w:tc>
+          <w:tcPr>
+            <w:tcW w:type="dxa" w:w="4176"/>
+          </w:tcPr>
+          <w:p>
+            <w:pPr>
+              <w:pStyle w:val="Compact"/>
+              <w:jc w:val="left"/>
+            </w:pPr>
+            <w:r>
+              <w:t xml:space="preserve">име, град, адрес, брой редове, места на ред</w:t>
+            </w:r>
+          </w:p>
+        </w:tc>
+        <w:tc>
+          <w:tcPr>
+            <w:tcW w:type="dxa" w:w="2862"/>
+          </w:tcPr>
+          <w:p>
+            <w:pPr>
+              <w:pStyle w:val="Compact"/>
+              <w:jc w:val="left"/>
+            </w:pPr>
+            <w:r>
+              <w:t xml:space="preserve">1–N места, 1–N прожекции</w:t>
+            </w:r>
+          </w:p>
+        </w:tc>
+      </w:tr>
+      <w:tr>
+        <w:tc>
+          <w:tcPr>
+            <w:tcW w:type="dxa" w:w="2600"/>
+          </w:tcPr>
+          <w:p>
+            <w:pPr>
+              <w:pStyle w:val="Compact"/>
+              <w:jc w:val="left"/>
+            </w:pPr>
+            <w:r>
+              <w:t xml:space="preserve">Seats</w:t>
+            </w:r>
+          </w:p>
+        </w:tc>
+        <w:tc>
+          <w:tcPr>
+            <w:tcW w:type="dxa" w:w="4176"/>
+          </w:tcPr>
+          <w:p>
+            <w:pPr>
+              <w:pStyle w:val="Compact"/>
+              <w:jc w:val="left"/>
+            </w:pPr>
+            <w:r>
+              <w:t xml:space="preserve">ред, номер, категория (стандартно / VIP)</w:t>
+            </w:r>
+          </w:p>
+        </w:tc>
+        <w:tc>
+          <w:tcPr>
+            <w:tcW w:type="dxa" w:w="2862"/>
+          </w:tcPr>
+          <w:p>
+            <w:pPr>
+              <w:pStyle w:val="Compact"/>
+              <w:jc w:val="left"/>
+            </w:pPr>
+            <w:r>
+              <w:t xml:space="preserve">N–1 зала</w:t>
+            </w:r>
+          </w:p>
+        </w:tc>
+      </w:tr>
+      <w:tr>
+        <w:tc>
+          <w:tcPr>
+            <w:tcW w:type="dxa" w:w="2600"/>
+          </w:tcPr>
+          <w:p>
+            <w:pPr>
+              <w:pStyle w:val="Compact"/>
+              <w:jc w:val="left"/>
+            </w:pPr>
+            <w:r>
+              <w:t xml:space="preserve">Showtimes</w:t>
+            </w:r>
+          </w:p>
+        </w:tc>
+        <w:tc>
+          <w:tcPr>
+            <w:tcW w:type="dxa" w:w="4176"/>
+          </w:tcPr>
+          <w:p>
+            <w:pPr>
+              <w:pStyle w:val="Compact"/>
+              <w:jc w:val="left"/>
+            </w:pPr>
+            <w:r>
+              <w:t xml:space="preserve">събитие, зала, начало, стандартна и VIP цена</w:t>
+            </w:r>
+          </w:p>
+        </w:tc>
+        <w:tc>
+          <w:tcPr>
+            <w:tcW w:type="dxa" w:w="2862"/>
+          </w:tcPr>
+          <w:p>
+            <w:pPr>
+              <w:pStyle w:val="Compact"/>
+              <w:jc w:val="left"/>
+            </w:pPr>
+            <w:r>
+              <w:t xml:space="preserve">1–N билети</w:t>
+            </w:r>
+          </w:p>
+        </w:tc>
+      </w:tr>
+      <w:tr>
+        <w:tc>
+          <w:tcPr>
+            <w:tcW w:type="dxa" w:w="2600"/>
+          </w:tcPr>
+          <w:p>
+            <w:pPr>
+              <w:pStyle w:val="Compact"/>
+              <w:jc w:val="left"/>
+            </w:pPr>
+            <w:r>
+              <w:t xml:space="preserve">Orders</w:t>
+            </w:r>
+          </w:p>
+        </w:tc>
+        <w:tc>
+          <w:tcPr>
+            <w:tcW w:type="dxa" w:w="4176"/>
+          </w:tcPr>
+          <w:p>
+            <w:pPr>
+              <w:pStyle w:val="Compact"/>
+              <w:jc w:val="left"/>
+            </w:pPr>
+            <w:r>
+              <w:t xml:space="preserve">потребител, статус (количка / платена / отказана), дата на плащане, промо код, сума</w:t>
+            </w:r>
+          </w:p>
+        </w:tc>
+        <w:tc>
+          <w:tcPr>
+            <w:tcW w:type="dxa" w:w="2862"/>
+          </w:tcPr>
+          <w:p>
+            <w:pPr>
+              <w:pStyle w:val="Compact"/>
+              <w:jc w:val="left"/>
+            </w:pPr>
+            <w:r>
+              <w:t xml:space="preserve">1–N билети</w:t>
+            </w:r>
+          </w:p>
+        </w:tc>
+      </w:tr>
+      <w:tr>
+        <w:tc>
+          <w:tcPr>
+            <w:tcW w:type="dxa" w:w="2600"/>
+          </w:tcPr>
+          <w:p>
+            <w:pPr>
+              <w:pStyle w:val="Compact"/>
+              <w:jc w:val="left"/>
+            </w:pPr>
+            <w:r>
+              <w:t xml:space="preserve">Tickets</w:t>
+            </w:r>
+          </w:p>
+        </w:tc>
+        <w:tc>
+          <w:tcPr>
+            <w:tcW w:type="dxa" w:w="4176"/>
+          </w:tcPr>
+          <w:p>
+            <w:pPr>
+              <w:pStyle w:val="Compact"/>
+              <w:jc w:val="left"/>
+            </w:pPr>
+            <w:r>
+              <w:t xml:space="preserve">поръчка, прожекция, място, статус (резервиран / платен / отказан), намаление, цена, срок на резервацията, код</w:t>
+            </w:r>
+          </w:p>
+        </w:tc>
+        <w:tc>
+          <w:tcPr>
+            <w:tcW w:type="dxa" w:w="2862"/>
+          </w:tcPr>
+          <w:p>
+            <w:pPr>
+              <w:pStyle w:val="Compact"/>
+              <w:jc w:val="left"/>
+            </w:pPr>
+            <w:r>
+              <w:t xml:space="preserve">N–1 поръчка, прожекция и място</w:t>
+            </w:r>
+          </w:p>
+        </w:tc>
+      </w:tr>
+      <w:tr>
+        <w:tc>
+          <w:tcPr>
+            <w:tcW w:type="dxa" w:w="2600"/>
+          </w:tcPr>
+          <w:p>
+            <w:pPr>
+              <w:pStyle w:val="Compact"/>
+              <w:jc w:val="left"/>
+            </w:pPr>
+            <w:r>
+              <w:t xml:space="preserve">Reviews</w:t>
+            </w:r>
+          </w:p>
+        </w:tc>
+        <w:tc>
+          <w:tcPr>
+            <w:tcW w:type="dxa" w:w="4176"/>
+          </w:tcPr>
+          <w:p>
+            <w:pPr>
+              <w:pStyle w:val="Compact"/>
+              <w:jc w:val="left"/>
+            </w:pPr>
+            <w:r>
+              <w:t xml:space="preserve">потребител, събитие, оценка, коментар, дата</w:t>
+            </w:r>
+          </w:p>
+        </w:tc>
+        <w:tc>
+          <w:tcPr>
+            <w:tcW w:type="dxa" w:w="2862"/>
+          </w:tcPr>
+          <w:p>
+            <w:pPr>
+              <w:pStyle w:val="Compact"/>
+              <w:jc w:val="left"/>
+            </w:pPr>
+            <w:r>
+              <w:t xml:space="preserve">N–1 потребител и събитие</w:t>
+            </w:r>
+          </w:p>
+        </w:tc>
+      </w:tr>
+      <w:tr>
+        <w:tc>
+          <w:tcPr>
+            <w:tcW w:type="dxa" w:w="2600"/>
+          </w:tcPr>
+          <w:p>
+            <w:pPr>
+              <w:pStyle w:val="Compact"/>
+              <w:jc w:val="left"/>
+            </w:pPr>
+            <w:r>
+              <w:t xml:space="preserve">PromoCodes</w:t>
+            </w:r>
+          </w:p>
+        </w:tc>
+        <w:tc>
+          <w:tcPr>
+            <w:tcW w:type="dxa" w:w="4176"/>
+          </w:tcPr>
+          <w:p>
+            <w:pPr>
+              <w:pStyle w:val="Compact"/>
+              <w:jc w:val="left"/>
+            </w:pPr>
+            <w:r>
+              <w:t xml:space="preserve">код, процент, лимит, брой използвания, срок на валидност, активен</w:t>
+            </w:r>
+          </w:p>
+        </w:tc>
+        <w:tc>
+          <w:tcPr>
+            <w:tcW w:type="dxa" w:w="2862"/>
+          </w:tcPr>
+          <w:p>
+            <w:pPr>
+              <w:pStyle w:val="Compact"/>
+              <w:jc w:val="left"/>
+            </w:pPr>
+            <w:r>
+              <w:t xml:space="preserve">1–N поръчки</w:t>
+            </w:r>
+          </w:p>
+        </w:tc>
+      </w:tr>
+    </w:tbl>
+    <w:p>
+      <w:pPr>
+        <w:numPr>
+          <w:ilvl w:val="0"/>
+          <w:numId w:val="1009"/>
+        </w:numPr>
+        <w:pStyle w:val="Compact"/>
+      </w:pPr>
+      <w:r>
+        <w:t xml:space="preserve">Уникален индекс (прожекция, място) върху неотказаните билети — заключването срещу двойна продажба.</w:t>
+      </w:r>
+    </w:p>
+    <w:p>
+      <w:pPr>
+        <w:numPr>
+          <w:ilvl w:val="0"/>
+          <w:numId w:val="1009"/>
+        </w:numPr>
+        <w:pStyle w:val="Compact"/>
+      </w:pPr>
+      <w:r>
+        <w:t xml:space="preserve">Уникален индекс върху чакащите поръчки на потребител — една количка на потребител.</w:t>
+      </w:r>
+    </w:p>
+    <w:p>
+      <w:pPr>
+        <w:numPr>
+          <w:ilvl w:val="0"/>
+          <w:numId w:val="1009"/>
+        </w:numPr>
+        <w:pStyle w:val="Compact"/>
+      </w:pPr>
+      <w:r>
+        <w:t xml:space="preserve">Уникални още: място в зала (зала, ред, номер), ревю (потребител, събитие), промо код, код на билет.</w:t>
+      </w:r>
+    </w:p>
+    <w:p>
+      <w:pPr>
+        <w:numPr>
+          <w:ilvl w:val="0"/>
+          <w:numId w:val="1009"/>
+        </w:numPr>
+        <w:pStyle w:val="Compact"/>
+      </w:pPr>
+      <w:r>
+        <w:t xml:space="preserve">Проверка за едновременна промяна (concurrency token) върху статуса на билета и на поръчката и върху броя използвания на промо кода.</w:t>
+      </w:r>
+    </w:p>
+    <w:p>
+      <w:pPr>
+        <w:numPr>
+          <w:ilvl w:val="0"/>
+          <w:numId w:val="1009"/>
+        </w:numPr>
+        <w:pStyle w:val="Compact"/>
+      </w:pPr>
+      <w:r>
+        <w:t xml:space="preserve">Билетите и поръчките никога не се изтриват каскадно; изтриване, което би засегнало билети, се отказва със съобщение (BR-15).</w:t>
+      </w:r>
+    </w:p>
+    <w:p>
+      <w:pPr>
+        <w:pStyle w:val="FirstParagraph"/>
       </w:pPr>
       <w:r>
         <w:rPr>
@@ -1434,20 +4135,23 @@
     <w:tbl>
       <w:tblPr>
         <w:tblStyle w:val="Table"/>
-        <w:tblW w:type="auto" w:w="0"/>
+        <w:tblW w:type="dxa" w:w="9638"/>
+        <w:tblLayout w:type="fixed"/>
         <w:tblLook w:firstRow="1" w:lastRow="0" w:firstColumn="0" w:lastColumn="0" w:noHBand="0" w:noVBand="0" w:val="0020"/>
         <w:jc w:val="start"/>
       </w:tblPr>
       <w:tblGrid>
-        <w:gridCol w:w="3960"/>
-        <w:gridCol w:w="3960"/>
+        <w:gridCol w:w="3926"/>
+        <w:gridCol w:w="5712"/>
       </w:tblGrid>
       <w:tr>
         <w:trPr>
           <w:tblHeader w:val="true"/>
         </w:trPr>
         <w:tc>
-          <w:tcPr/>
+          <w:tcPr>
+            <w:tcW w:type="dxa" w:w="3926"/>
+          </w:tcPr>
           <w:p>
             <w:pPr>
               <w:pStyle w:val="Compact"/>
@@ -1459,7 +4163,9 @@
           </w:p>
         </w:tc>
         <w:tc>
-          <w:tcPr/>
+          <w:tcPr>
+            <w:tcW w:type="dxa" w:w="5712"/>
+          </w:tcPr>
           <w:p>
             <w:pPr>
               <w:pStyle w:val="Compact"/>
@@ -1473,7 +4179,9 @@
       </w:tr>
       <w:tr>
         <w:tc>
-          <w:tcPr/>
+          <w:tcPr>
+            <w:tcW w:type="dxa" w:w="3926"/>
+          </w:tcPr>
           <w:p>
             <w:pPr>
               <w:pStyle w:val="Compact"/>
@@ -1485,7 +4193,9 @@
           </w:p>
         </w:tc>
         <w:tc>
-          <w:tcPr/>
+          <w:tcPr>
+            <w:tcW w:type="dxa" w:w="5712"/>
+          </w:tcPr>
           <w:p>
             <w:pPr>
               <w:pStyle w:val="Compact"/>
@@ -1502,7 +4212,9 @@
       </w:tr>
       <w:tr>
         <w:tc>
-          <w:tcPr/>
+          <w:tcPr>
+            <w:tcW w:type="dxa" w:w="3926"/>
+          </w:tcPr>
           <w:p>
             <w:pPr>
               <w:pStyle w:val="Compact"/>
@@ -1514,7 +4226,9 @@
           </w:p>
         </w:tc>
         <w:tc>
-          <w:tcPr/>
+          <w:tcPr>
+            <w:tcW w:type="dxa" w:w="5712"/>
+          </w:tcPr>
           <w:p>
             <w:pPr>
               <w:pStyle w:val="Compact"/>
@@ -1531,7 +4245,9 @@
       </w:tr>
       <w:tr>
         <w:tc>
-          <w:tcPr/>
+          <w:tcPr>
+            <w:tcW w:type="dxa" w:w="3926"/>
+          </w:tcPr>
           <w:p>
             <w:pPr>
               <w:pStyle w:val="Compact"/>
@@ -1543,7 +4259,9 @@
           </w:p>
         </w:tc>
         <w:tc>
-          <w:tcPr/>
+          <w:tcPr>
+            <w:tcW w:type="dxa" w:w="5712"/>
+          </w:tcPr>
           <w:p>
             <w:pPr>
               <w:pStyle w:val="Compact"/>
@@ -1560,7 +4278,9 @@
       </w:tr>
       <w:tr>
         <w:tc>
-          <w:tcPr/>
+          <w:tcPr>
+            <w:tcW w:type="dxa" w:w="3926"/>
+          </w:tcPr>
           <w:p>
             <w:pPr>
               <w:pStyle w:val="Compact"/>
@@ -1572,7 +4292,9 @@
           </w:p>
         </w:tc>
         <w:tc>
-          <w:tcPr/>
+          <w:tcPr>
+            <w:tcW w:type="dxa" w:w="5712"/>
+          </w:tcPr>
           <w:p>
             <w:pPr>
               <w:pStyle w:val="Compact"/>
@@ -1601,7 +4323,9 @@
       </w:tr>
       <w:tr>
         <w:tc>
-          <w:tcPr/>
+          <w:tcPr>
+            <w:tcW w:type="dxa" w:w="3926"/>
+          </w:tcPr>
           <w:p>
             <w:pPr>
               <w:pStyle w:val="Compact"/>
@@ -1613,7 +4337,9 @@
           </w:p>
         </w:tc>
         <w:tc>
-          <w:tcPr/>
+          <w:tcPr>
+            <w:tcW w:type="dxa" w:w="5712"/>
+          </w:tcPr>
           <w:p>
             <w:pPr>
               <w:pStyle w:val="Compact"/>
@@ -1630,7 +4356,9 @@
       </w:tr>
       <w:tr>
         <w:tc>
-          <w:tcPr/>
+          <w:tcPr>
+            <w:tcW w:type="dxa" w:w="3926"/>
+          </w:tcPr>
           <w:p>
             <w:pPr>
               <w:pStyle w:val="Compact"/>
@@ -1642,7 +4370,9 @@
           </w:p>
         </w:tc>
         <w:tc>
-          <w:tcPr/>
+          <w:tcPr>
+            <w:tcW w:type="dxa" w:w="5712"/>
+          </w:tcPr>
           <w:p>
             <w:pPr>
               <w:pStyle w:val="Compact"/>
@@ -1659,7 +4389,9 @@
       </w:tr>
       <w:tr>
         <w:tc>
-          <w:tcPr/>
+          <w:tcPr>
+            <w:tcW w:type="dxa" w:w="3926"/>
+          </w:tcPr>
           <w:p>
             <w:pPr>
               <w:pStyle w:val="Compact"/>
@@ -1671,7 +4403,9 @@
           </w:p>
         </w:tc>
         <w:tc>
-          <w:tcPr/>
+          <w:tcPr>
+            <w:tcW w:type="dxa" w:w="5712"/>
+          </w:tcPr>
           <w:p>
             <w:pPr>
               <w:pStyle w:val="Compact"/>
@@ -1688,7 +4422,9 @@
       </w:tr>
       <w:tr>
         <w:tc>
-          <w:tcPr/>
+          <w:tcPr>
+            <w:tcW w:type="dxa" w:w="3926"/>
+          </w:tcPr>
           <w:p>
             <w:pPr>
               <w:pStyle w:val="Compact"/>
@@ -1700,7 +4436,9 @@
           </w:p>
         </w:tc>
         <w:tc>
-          <w:tcPr/>
+          <w:tcPr>
+            <w:tcW w:type="dxa" w:w="5712"/>
+          </w:tcPr>
           <w:p>
             <w:pPr>
               <w:pStyle w:val="Compact"/>
@@ -1717,7 +4455,9 @@
       </w:tr>
       <w:tr>
         <w:tc>
-          <w:tcPr/>
+          <w:tcPr>
+            <w:tcW w:type="dxa" w:w="3926"/>
+          </w:tcPr>
           <w:p>
             <w:pPr>
               <w:pStyle w:val="Compact"/>
@@ -1729,7 +4469,9 @@
           </w:p>
         </w:tc>
         <w:tc>
-          <w:tcPr/>
+          <w:tcPr>
+            <w:tcW w:type="dxa" w:w="5712"/>
+          </w:tcPr>
           <w:p>
             <w:pPr>
               <w:pStyle w:val="Compact"/>
@@ -1768,46 +4510,30 @@
         </w:rPr>
         <w:t xml:space="preserve">Задачи по спринтове</w:t>
       </w:r>
-      <w:r>
-        <w:t xml:space="preserve"> </w:t>
-      </w:r>
-      <w:r>
-        <w:t xml:space="preserve">(подробно —</w:t>
-      </w:r>
-      <w:r>
-        <w:t xml:space="preserve"> </w:t>
-      </w:r>
-      <w:hyperlink r:id="rId33">
-        <w:r>
-          <w:rPr>
-            <w:rStyle w:val="Hyperlink"/>
-          </w:rPr>
-          <w:t xml:space="preserve">PLAN.md §10</w:t>
-        </w:r>
-      </w:hyperlink>
-      <w:r>
-        <w:t xml:space="preserve">)</w:t>
-      </w:r>
     </w:p>
     <w:tbl>
       <w:tblPr>
         <w:tblStyle w:val="Table"/>
-        <w:tblW w:type="auto" w:w="0"/>
+        <w:tblW w:type="dxa" w:w="9638"/>
+        <w:tblLayout w:type="fixed"/>
         <w:tblLook w:firstRow="1" w:lastRow="0" w:firstColumn="0" w:lastColumn="0" w:noHBand="0" w:noVBand="0" w:val="0020"/>
         <w:jc w:val="start"/>
       </w:tblPr>
       <w:tblGrid>
-        <w:gridCol w:w="1980"/>
-        <w:gridCol w:w="1980"/>
-        <w:gridCol w:w="1980"/>
-        <w:gridCol w:w="1980"/>
+        <w:gridCol w:w="1022"/>
+        <w:gridCol w:w="2216"/>
+        <w:gridCol w:w="3265"/>
+        <w:gridCol w:w="2216"/>
+        <w:gridCol w:w="919"/>
       </w:tblGrid>
       <w:tr>
         <w:trPr>
           <w:tblHeader w:val="true"/>
         </w:trPr>
         <w:tc>
-          <w:tcPr/>
+          <w:tcPr>
+            <w:tcW w:type="dxa" w:w="1022"/>
+          </w:tcPr>
           <w:p>
             <w:pPr>
               <w:pStyle w:val="Compact"/>
@@ -1819,7 +4545,9 @@
           </w:p>
         </w:tc>
         <w:tc>
-          <w:tcPr/>
+          <w:tcPr>
+            <w:tcW w:type="dxa" w:w="2216"/>
+          </w:tcPr>
           <w:p>
             <w:pPr>
               <w:pStyle w:val="Compact"/>
@@ -1831,7 +4559,9 @@
           </w:p>
         </w:tc>
         <w:tc>
-          <w:tcPr/>
+          <w:tcPr>
+            <w:tcW w:type="dxa" w:w="3265"/>
+          </w:tcPr>
           <w:p>
             <w:pPr>
               <w:pStyle w:val="Compact"/>
@@ -1843,7 +4573,9 @@
           </w:p>
         </w:tc>
         <w:tc>
-          <w:tcPr/>
+          <w:tcPr>
+            <w:tcW w:type="dxa" w:w="2216"/>
+          </w:tcPr>
           <w:p>
             <w:pPr>
               <w:pStyle w:val="Compact"/>
@@ -1854,10 +4586,26 @@
             </w:r>
           </w:p>
         </w:tc>
-      </w:tr>
-      <w:tr>
-        <w:tc>
-          <w:tcPr/>
+        <w:tc>
+          <w:tcPr>
+            <w:tcW w:type="dxa" w:w="919"/>
+          </w:tcPr>
+          <w:p>
+            <w:pPr>
+              <w:pStyle w:val="Compact"/>
+              <w:jc w:val="left"/>
+            </w:pPr>
+            <w:r>
+              <w:t xml:space="preserve">Точки</w:t>
+            </w:r>
+          </w:p>
+        </w:tc>
+      </w:tr>
+      <w:tr>
+        <w:tc>
+          <w:tcPr>
+            <w:tcW w:type="dxa" w:w="1022"/>
+          </w:tcPr>
           <w:p>
             <w:pPr>
               <w:pStyle w:val="Compact"/>
@@ -1869,7 +4617,9 @@
           </w:p>
         </w:tc>
         <w:tc>
-          <w:tcPr/>
+          <w:tcPr>
+            <w:tcW w:type="dxa" w:w="2216"/>
+          </w:tcPr>
           <w:p>
             <w:pPr>
               <w:pStyle w:val="Compact"/>
@@ -1881,7 +4631,9 @@
           </w:p>
         </w:tc>
         <w:tc>
-          <w:tcPr/>
+          <w:tcPr>
+            <w:tcW w:type="dxa" w:w="3265"/>
+          </w:tcPr>
           <w:p>
             <w:pPr>
               <w:pStyle w:val="Compact"/>
@@ -1902,7 +4654,9 @@
           </w:p>
         </w:tc>
         <w:tc>
-          <w:tcPr/>
+          <w:tcPr>
+            <w:tcW w:type="dxa" w:w="2216"/>
+          </w:tcPr>
           <w:p>
             <w:pPr>
               <w:pStyle w:val="Compact"/>
@@ -1913,10 +4667,26 @@
             </w:r>
           </w:p>
         </w:tc>
-      </w:tr>
-      <w:tr>
-        <w:tc>
-          <w:tcPr/>
+        <w:tc>
+          <w:tcPr>
+            <w:tcW w:type="dxa" w:w="919"/>
+          </w:tcPr>
+          <w:p>
+            <w:pPr>
+              <w:pStyle w:val="Compact"/>
+              <w:jc w:val="left"/>
+            </w:pPr>
+            <w:r>
+              <w:t xml:space="preserve">25</w:t>
+            </w:r>
+          </w:p>
+        </w:tc>
+      </w:tr>
+      <w:tr>
+        <w:tc>
+          <w:tcPr>
+            <w:tcW w:type="dxa" w:w="1022"/>
+          </w:tcPr>
           <w:p>
             <w:pPr>
               <w:pStyle w:val="Compact"/>
@@ -1928,7 +4698,9 @@
           </w:p>
         </w:tc>
         <w:tc>
-          <w:tcPr/>
+          <w:tcPr>
+            <w:tcW w:type="dxa" w:w="2216"/>
+          </w:tcPr>
           <w:p>
             <w:pPr>
               <w:pStyle w:val="Compact"/>
@@ -1940,7 +4712,9 @@
           </w:p>
         </w:tc>
         <w:tc>
-          <w:tcPr/>
+          <w:tcPr>
+            <w:tcW w:type="dxa" w:w="3265"/>
+          </w:tcPr>
           <w:p>
             <w:pPr>
               <w:pStyle w:val="Compact"/>
@@ -1952,7 +4726,9 @@
           </w:p>
         </w:tc>
         <w:tc>
-          <w:tcPr/>
+          <w:tcPr>
+            <w:tcW w:type="dxa" w:w="2216"/>
+          </w:tcPr>
           <w:p>
             <w:pPr>
               <w:pStyle w:val="Compact"/>
@@ -1963,10 +4739,26 @@
             </w:r>
           </w:p>
         </w:tc>
-      </w:tr>
-      <w:tr>
-        <w:tc>
-          <w:tcPr/>
+        <w:tc>
+          <w:tcPr>
+            <w:tcW w:type="dxa" w:w="919"/>
+          </w:tcPr>
+          <w:p>
+            <w:pPr>
+              <w:pStyle w:val="Compact"/>
+              <w:jc w:val="left"/>
+            </w:pPr>
+            <w:r>
+              <w:t xml:space="preserve">30</w:t>
+            </w:r>
+          </w:p>
+        </w:tc>
+      </w:tr>
+      <w:tr>
+        <w:tc>
+          <w:tcPr>
+            <w:tcW w:type="dxa" w:w="1022"/>
+          </w:tcPr>
           <w:p>
             <w:pPr>
               <w:pStyle w:val="Compact"/>
@@ -1978,7 +4770,9 @@
           </w:p>
         </w:tc>
         <w:tc>
-          <w:tcPr/>
+          <w:tcPr>
+            <w:tcW w:type="dxa" w:w="2216"/>
+          </w:tcPr>
           <w:p>
             <w:pPr>
               <w:pStyle w:val="Compact"/>
@@ -1990,7 +4784,9 @@
           </w:p>
         </w:tc>
         <w:tc>
-          <w:tcPr/>
+          <w:tcPr>
+            <w:tcW w:type="dxa" w:w="3265"/>
+          </w:tcPr>
           <w:p>
             <w:pPr>
               <w:pStyle w:val="Compact"/>
@@ -2002,7 +4798,9 @@
           </w:p>
         </w:tc>
         <w:tc>
-          <w:tcPr/>
+          <w:tcPr>
+            <w:tcW w:type="dxa" w:w="2216"/>
+          </w:tcPr>
           <w:p>
             <w:pPr>
               <w:pStyle w:val="Compact"/>
@@ -2013,10 +4811,26 @@
             </w:r>
           </w:p>
         </w:tc>
-      </w:tr>
-      <w:tr>
-        <w:tc>
-          <w:tcPr/>
+        <w:tc>
+          <w:tcPr>
+            <w:tcW w:type="dxa" w:w="919"/>
+          </w:tcPr>
+          <w:p>
+            <w:pPr>
+              <w:pStyle w:val="Compact"/>
+              <w:jc w:val="left"/>
+            </w:pPr>
+            <w:r>
+              <w:t xml:space="preserve">25</w:t>
+            </w:r>
+          </w:p>
+        </w:tc>
+      </w:tr>
+      <w:tr>
+        <w:tc>
+          <w:tcPr>
+            <w:tcW w:type="dxa" w:w="1022"/>
+          </w:tcPr>
           <w:p>
             <w:pPr>
               <w:pStyle w:val="Compact"/>
@@ -2028,7 +4842,9 @@
           </w:p>
         </w:tc>
         <w:tc>
-          <w:tcPr/>
+          <w:tcPr>
+            <w:tcW w:type="dxa" w:w="2216"/>
+          </w:tcPr>
           <w:p>
             <w:pPr>
               <w:pStyle w:val="Compact"/>
@@ -2040,19 +4856,23 @@
           </w:p>
         </w:tc>
         <w:tc>
-          <w:tcPr/>
-          <w:p>
-            <w:pPr>
-              <w:pStyle w:val="Compact"/>
-              <w:jc w:val="left"/>
-            </w:pPr>
-            <w:r>
-              <w:t xml:space="preserve">T16 REST API и Swagger · T17 документация · T18 регресионно тестване; допълнително T19 качване на плакат и T20 експорт в CSV</w:t>
-            </w:r>
-          </w:p>
-        </w:tc>
-        <w:tc>
-          <w:tcPr/>
+          <w:tcPr>
+            <w:tcW w:type="dxa" w:w="3265"/>
+          </w:tcPr>
+          <w:p>
+            <w:pPr>
+              <w:pStyle w:val="Compact"/>
+              <w:jc w:val="left"/>
+            </w:pPr>
+            <w:r>
+              <w:t xml:space="preserve">T16 REST API и Swagger · T17 документация · T18 регресионно тестване; допълнително T19 качване на плакат, T20 експорт в CSV, T21 тъмна тема, T22 нова визия</w:t>
+            </w:r>
+          </w:p>
+        </w:tc>
+        <w:tc>
+          <w:tcPr>
+            <w:tcW w:type="dxa" w:w="2216"/>
+          </w:tcPr>
           <w:p>
             <w:pPr>
               <w:pStyle w:val="Compact"/>
@@ -2063,11 +4883,25 @@
             </w:r>
           </w:p>
         </w:tc>
+        <w:tc>
+          <w:tcPr>
+            <w:tcW w:type="dxa" w:w="919"/>
+          </w:tcPr>
+          <w:p>
+            <w:pPr>
+              <w:pStyle w:val="Compact"/>
+              <w:jc w:val="left"/>
+            </w:pPr>
+            <w:r>
+              <w:t xml:space="preserve">20</w:t>
+            </w:r>
+          </w:p>
+        </w:tc>
       </w:tr>
     </w:tbl>
-    <w:bookmarkEnd w:id="34"/>
-    <w:bookmarkEnd w:id="35"/>
-    <w:bookmarkStart w:id="41" w:name="фаза-3-качество-внедряване-и-поддръжка"/>
+    <w:bookmarkEnd w:id="26"/>
+    <w:bookmarkEnd w:id="27"/>
+    <w:bookmarkStart w:id="31" w:name="фаза-3-качество-внедряване-и-поддръжка"/>
     <w:p>
       <w:pPr>
         <w:pStyle w:val="Heading2"/>
@@ -2076,7 +4910,7 @@
         <w:t xml:space="preserve">Фаза 3: Качество, внедряване и поддръжка</w:t>
       </w:r>
     </w:p>
-    <w:bookmarkStart w:id="37" w:name="X11c5e5475ef292c349fb749250329cad26aae49"/>
+    <w:bookmarkStart w:id="28" w:name="X11c5e5475ef292c349fb749250329cad26aae49"/>
     <w:p>
       <w:pPr>
         <w:pStyle w:val="Heading3"/>
@@ -2089,7 +4923,7 @@
       <w:pPr>
         <w:numPr>
           <w:ilvl w:val="0"/>
-          <w:numId w:val="1009"/>
+          <w:numId w:val="1010"/>
         </w:numPr>
         <w:pStyle w:val="Compact"/>
       </w:pPr>
@@ -2126,7 +4960,7 @@
       <w:pPr>
         <w:numPr>
           <w:ilvl w:val="0"/>
-          <w:numId w:val="1009"/>
+          <w:numId w:val="1010"/>
         </w:numPr>
         <w:pStyle w:val="Compact"/>
       </w:pPr>
@@ -2193,7 +5027,7 @@
       <w:pPr>
         <w:numPr>
           <w:ilvl w:val="0"/>
-          <w:numId w:val="1009"/>
+          <w:numId w:val="1010"/>
         </w:numPr>
         <w:pStyle w:val="Compact"/>
       </w:pPr>
@@ -2215,7 +5049,7 @@
       <w:pPr>
         <w:numPr>
           <w:ilvl w:val="0"/>
-          <w:numId w:val="1009"/>
+          <w:numId w:val="1010"/>
         </w:numPr>
         <w:pStyle w:val="Compact"/>
       </w:pPr>
@@ -2238,11 +5072,257 @@
         <w:t xml:space="preserve">след всяка промяна.</w:t>
       </w:r>
     </w:p>
+    <w:tbl>
+      <w:tblPr>
+        <w:tblStyle w:val="Table"/>
+        <w:tblW w:type="dxa" w:w="9638"/>
+        <w:tblLayout w:type="fixed"/>
+        <w:tblLook w:firstRow="1" w:lastRow="0" w:firstColumn="0" w:lastColumn="0" w:noHBand="0" w:noVBand="0" w:val="0020"/>
+        <w:jc w:val="start"/>
+      </w:tblPr>
+      <w:tblGrid>
+        <w:gridCol w:w="2828"/>
+        <w:gridCol w:w="1087"/>
+        <w:gridCol w:w="5723"/>
+      </w:tblGrid>
+      <w:tr>
+        <w:trPr>
+          <w:tblHeader w:val="true"/>
+        </w:trPr>
+        <w:tc>
+          <w:tcPr>
+            <w:tcW w:type="dxa" w:w="2828"/>
+          </w:tcPr>
+          <w:p>
+            <w:pPr>
+              <w:pStyle w:val="Compact"/>
+              <w:jc w:val="left"/>
+            </w:pPr>
+            <w:r>
+              <w:t xml:space="preserve">Автоматични тестове</w:t>
+            </w:r>
+          </w:p>
+        </w:tc>
+        <w:tc>
+          <w:tcPr>
+            <w:tcW w:type="dxa" w:w="1087"/>
+          </w:tcPr>
+          <w:p>
+            <w:pPr>
+              <w:pStyle w:val="Compact"/>
+              <w:jc w:val="left"/>
+            </w:pPr>
+            <w:r>
+              <w:t xml:space="preserve">Брой</w:t>
+            </w:r>
+          </w:p>
+        </w:tc>
+        <w:tc>
+          <w:tcPr>
+            <w:tcW w:type="dxa" w:w="5723"/>
+          </w:tcPr>
+          <w:p>
+            <w:pPr>
+              <w:pStyle w:val="Compact"/>
+              <w:jc w:val="left"/>
+            </w:pPr>
+            <w:r>
+              <w:t xml:space="preserve">Какво проверяват</w:t>
+            </w:r>
+          </w:p>
+        </w:tc>
+      </w:tr>
+      <w:tr>
+        <w:tc>
+          <w:tcPr>
+            <w:tcW w:type="dxa" w:w="2828"/>
+          </w:tcPr>
+          <w:p>
+            <w:pPr>
+              <w:pStyle w:val="Compact"/>
+              <w:jc w:val="left"/>
+            </w:pPr>
+            <w:r>
+              <w:t xml:space="preserve">Бизнес правила (</w:t>
+            </w:r>
+            <w:r>
+              <w:rPr>
+                <w:rStyle w:val="VerbatimChar"/>
+              </w:rPr>
+              <w:t xml:space="preserve">BookingRules</w:t>
+            </w:r>
+            <w:r>
+              <w:t xml:space="preserve">, без mock)</w:t>
+            </w:r>
+          </w:p>
+        </w:tc>
+        <w:tc>
+          <w:tcPr>
+            <w:tcW w:type="dxa" w:w="1087"/>
+          </w:tcPr>
+          <w:p>
+            <w:pPr>
+              <w:pStyle w:val="Compact"/>
+              <w:jc w:val="left"/>
+            </w:pPr>
+            <w:r>
+              <w:t xml:space="preserve">39</w:t>
+            </w:r>
+          </w:p>
+        </w:tc>
+        <w:tc>
+          <w:tcPr>
+            <w:tcW w:type="dxa" w:w="5723"/>
+          </w:tcPr>
+          <w:p>
+            <w:pPr>
+              <w:pStyle w:val="Compact"/>
+              <w:jc w:val="left"/>
+            </w:pPr>
+            <w:r>
+              <w:t xml:space="preserve">цена по зона, студент 12,00 → 9,60, пенсионер 12,00 → 8,40, промо след намаление, закръгляне 10,15 → 7,11, сума на поръчка, статус на място, отказ точно 24 ч и 1 минута след срока, годност на промо код, застъпване, критична заетост от 90 %</w:t>
+            </w:r>
+          </w:p>
+        </w:tc>
+      </w:tr>
+      <w:tr>
+        <w:tc>
+          <w:tcPr>
+            <w:tcW w:type="dxa" w:w="2828"/>
+          </w:tcPr>
+          <w:p>
+            <w:pPr>
+              <w:pStyle w:val="Compact"/>
+              <w:jc w:val="left"/>
+            </w:pPr>
+            <w:r>
+              <w:t xml:space="preserve">Услуги с Moq</w:t>
+            </w:r>
+          </w:p>
+        </w:tc>
+        <w:tc>
+          <w:tcPr>
+            <w:tcW w:type="dxa" w:w="1087"/>
+          </w:tcPr>
+          <w:p>
+            <w:pPr>
+              <w:pStyle w:val="Compact"/>
+              <w:jc w:val="left"/>
+            </w:pPr>
+            <w:r>
+              <w:t xml:space="preserve">27</w:t>
+            </w:r>
+          </w:p>
+        </w:tc>
+        <w:tc>
+          <w:tcPr>
+            <w:tcW w:type="dxa" w:w="5723"/>
+          </w:tcPr>
+          <w:p>
+            <w:pPr>
+              <w:pStyle w:val="Compact"/>
+              <w:jc w:val="left"/>
+            </w:pPr>
+            <w:r>
+              <w:t xml:space="preserve">отказ на продадено място, на започнала прожекция, на над 10 места и на място от друга зала; изчерпан промо код; изтекла резервация; отказ на чужд билет; отказ преди и след срока; застъпване на прожекции; ревю без посетено събитие</w:t>
+            </w:r>
+          </w:p>
+        </w:tc>
+      </w:tr>
+      <w:tr>
+        <w:tc>
+          <w:tcPr>
+            <w:tcW w:type="dxa" w:w="2828"/>
+          </w:tcPr>
+          <w:p>
+            <w:pPr>
+              <w:pStyle w:val="Compact"/>
+              <w:jc w:val="left"/>
+            </w:pPr>
+            <w:r>
+              <w:t xml:space="preserve">Други модулни</w:t>
+            </w:r>
+          </w:p>
+        </w:tc>
+        <w:tc>
+          <w:tcPr>
+            <w:tcW w:type="dxa" w:w="1087"/>
+          </w:tcPr>
+          <w:p>
+            <w:pPr>
+              <w:pStyle w:val="Compact"/>
+              <w:jc w:val="left"/>
+            </w:pPr>
+            <w:r>
+              <w:t xml:space="preserve">54</w:t>
+            </w:r>
+          </w:p>
+        </w:tc>
+        <w:tc>
+          <w:tcPr>
+            <w:tcW w:type="dxa" w:w="5723"/>
+          </w:tcPr>
+          <w:p>
+            <w:pPr>
+              <w:pStyle w:val="Compact"/>
+              <w:jc w:val="left"/>
+            </w:pPr>
+            <w:r>
+              <w:t xml:space="preserve">формат на цени и дати, проверка на качения плакат (тип, размер, съдържание), CSV експорт, форми за прожекция, таймер на резервацията</w:t>
+            </w:r>
+          </w:p>
+        </w:tc>
+      </w:tr>
+      <w:tr>
+        <w:tc>
+          <w:tcPr>
+            <w:tcW w:type="dxa" w:w="2828"/>
+          </w:tcPr>
+          <w:p>
+            <w:pPr>
+              <w:pStyle w:val="Compact"/>
+              <w:jc w:val="left"/>
+            </w:pPr>
+            <w:r>
+              <w:t xml:space="preserve">Интеграционни (SQLite in-memory)</w:t>
+            </w:r>
+          </w:p>
+        </w:tc>
+        <w:tc>
+          <w:tcPr>
+            <w:tcW w:type="dxa" w:w="1087"/>
+          </w:tcPr>
+          <w:p>
+            <w:pPr>
+              <w:pStyle w:val="Compact"/>
+              <w:jc w:val="left"/>
+            </w:pPr>
+            <w:r>
+              <w:t xml:space="preserve">46</w:t>
+            </w:r>
+          </w:p>
+        </w:tc>
+        <w:tc>
+          <w:tcPr>
+            <w:tcW w:type="dxa" w:w="5723"/>
+          </w:tcPr>
+          <w:p>
+            <w:pPr>
+              <w:pStyle w:val="Compact"/>
+              <w:jc w:val="left"/>
+            </w:pPr>
+            <w:r>
+              <w:t xml:space="preserve">пълният път места → намаление → промо → плащане → билети с различни кодове; втори потребител не може да вземе задържано място; базата отказва втори билет за едно място; мястото се освобождава след изтекла резервация; отказан билет се купува отново; repository и странициране; афиш, зали, ревюта, справки, промо кодове, демо данни, REST API</w:t>
+            </w:r>
+          </w:p>
+        </w:tc>
+      </w:tr>
+    </w:tbl>
     <w:p>
       <w:pPr>
         <w:numPr>
           <w:ilvl w:val="0"/>
-          <w:numId w:val="1009"/>
+          <w:numId w:val="1011"/>
         </w:numPr>
         <w:pStyle w:val="Compact"/>
       </w:pPr>
@@ -2257,14 +5337,383 @@
         <w:t xml:space="preserve"> </w:t>
       </w:r>
       <w:r>
-        <w:t xml:space="preserve">69 сценария (M01–M69) в браузъра като анонимен потребител, клиент и администратор — валидни и невалидни данни, търсене, филтри, странициране, редакция, изтриване и всяко бизнес правило; дизайн, тъмна тема, телефон (390 px), клавиатура и контраст (M58–M69).</w:t>
-      </w:r>
-    </w:p>
+        <w:t xml:space="preserve">69 сценария в браузъра като анонимен потребител, клиент и администратор:</w:t>
+      </w:r>
+    </w:p>
+    <w:tbl>
+      <w:tblPr>
+        <w:tblStyle w:val="Table"/>
+        <w:tblW w:type="dxa" w:w="9638"/>
+        <w:tblLayout w:type="fixed"/>
+        <w:tblLook w:firstRow="1" w:lastRow="0" w:firstColumn="0" w:lastColumn="0" w:noHBand="0" w:noVBand="0" w:val="0020"/>
+        <w:jc w:val="start"/>
+      </w:tblPr>
+      <w:tblGrid>
+        <w:gridCol w:w="2891"/>
+        <w:gridCol w:w="1927"/>
+        <w:gridCol w:w="4820"/>
+      </w:tblGrid>
+      <w:tr>
+        <w:trPr>
+          <w:tblHeader w:val="true"/>
+        </w:trPr>
+        <w:tc>
+          <w:tcPr>
+            <w:tcW w:type="dxa" w:w="2891"/>
+          </w:tcPr>
+          <w:p>
+            <w:pPr>
+              <w:pStyle w:val="Compact"/>
+              <w:jc w:val="left"/>
+            </w:pPr>
+            <w:r>
+              <w:t xml:space="preserve">Област</w:t>
+            </w:r>
+          </w:p>
+        </w:tc>
+        <w:tc>
+          <w:tcPr>
+            <w:tcW w:type="dxa" w:w="1927"/>
+          </w:tcPr>
+          <w:p>
+            <w:pPr>
+              <w:pStyle w:val="Compact"/>
+              <w:jc w:val="left"/>
+            </w:pPr>
+            <w:r>
+              <w:t xml:space="preserve">Сценарии</w:t>
+            </w:r>
+          </w:p>
+        </w:tc>
+        <w:tc>
+          <w:tcPr>
+            <w:tcW w:type="dxa" w:w="4820"/>
+          </w:tcPr>
+          <w:p>
+            <w:pPr>
+              <w:pStyle w:val="Compact"/>
+              <w:jc w:val="left"/>
+            </w:pPr>
+            <w:r>
+              <w:t xml:space="preserve">Какво се проверява</w:t>
+            </w:r>
+          </w:p>
+        </w:tc>
+      </w:tr>
+      <w:tr>
+        <w:tc>
+          <w:tcPr>
+            <w:tcW w:type="dxa" w:w="2891"/>
+          </w:tcPr>
+          <w:p>
+            <w:pPr>
+              <w:pStyle w:val="Compact"/>
+              <w:jc w:val="left"/>
+            </w:pPr>
+            <w:r>
+              <w:t xml:space="preserve">Регистрация, вход и достъп</w:t>
+            </w:r>
+          </w:p>
+        </w:tc>
+        <w:tc>
+          <w:tcPr>
+            <w:tcW w:type="dxa" w:w="1927"/>
+          </w:tcPr>
+          <w:p>
+            <w:pPr>
+              <w:pStyle w:val="Compact"/>
+              <w:jc w:val="left"/>
+            </w:pPr>
+            <w:r>
+              <w:t xml:space="preserve">6</w:t>
+            </w:r>
+          </w:p>
+        </w:tc>
+        <w:tc>
+          <w:tcPr>
+            <w:tcW w:type="dxa" w:w="4820"/>
+          </w:tcPr>
+          <w:p>
+            <w:pPr>
+              <w:pStyle w:val="Compact"/>
+              <w:jc w:val="left"/>
+            </w:pPr>
+            <w:r>
+              <w:t xml:space="preserve">валидни и невалидни данни, достъп без вход, с грешна роля, до чужд билет, непознат адрес (404)</w:t>
+            </w:r>
+          </w:p>
+        </w:tc>
+      </w:tr>
+      <w:tr>
+        <w:tc>
+          <w:tcPr>
+            <w:tcW w:type="dxa" w:w="2891"/>
+          </w:tcPr>
+          <w:p>
+            <w:pPr>
+              <w:pStyle w:val="Compact"/>
+              <w:jc w:val="left"/>
+            </w:pPr>
+            <w:r>
+              <w:t xml:space="preserve">Афиш</w:t>
+            </w:r>
+          </w:p>
+        </w:tc>
+        <w:tc>
+          <w:tcPr>
+            <w:tcW w:type="dxa" w:w="1927"/>
+          </w:tcPr>
+          <w:p>
+            <w:pPr>
+              <w:pStyle w:val="Compact"/>
+              <w:jc w:val="left"/>
+            </w:pPr>
+            <w:r>
+              <w:t xml:space="preserve">4</w:t>
+            </w:r>
+          </w:p>
+        </w:tc>
+        <w:tc>
+          <w:tcPr>
+            <w:tcW w:type="dxa" w:w="4820"/>
+          </w:tcPr>
+          <w:p>
+            <w:pPr>
+              <w:pStyle w:val="Compact"/>
+              <w:jc w:val="left"/>
+            </w:pPr>
+            <w:r>
+              <w:t xml:space="preserve">търсене, всеки филтър, сортиране, странициране с филтър</w:t>
+            </w:r>
+          </w:p>
+        </w:tc>
+      </w:tr>
+      <w:tr>
+        <w:tc>
+          <w:tcPr>
+            <w:tcW w:type="dxa" w:w="2891"/>
+          </w:tcPr>
+          <w:p>
+            <w:pPr>
+              <w:pStyle w:val="Compact"/>
+              <w:jc w:val="left"/>
+            </w:pPr>
+            <w:r>
+              <w:t xml:space="preserve">Резервация, количка и плащане</w:t>
+            </w:r>
+          </w:p>
+        </w:tc>
+        <w:tc>
+          <w:tcPr>
+            <w:tcW w:type="dxa" w:w="1927"/>
+          </w:tcPr>
+          <w:p>
+            <w:pPr>
+              <w:pStyle w:val="Compact"/>
+              <w:jc w:val="left"/>
+            </w:pPr>
+            <w:r>
+              <w:t xml:space="preserve">14</w:t>
+            </w:r>
+          </w:p>
+        </w:tc>
+        <w:tc>
+          <w:tcPr>
+            <w:tcW w:type="dxa" w:w="4820"/>
+          </w:tcPr>
+          <w:p>
+            <w:pPr>
+              <w:pStyle w:val="Compact"/>
+              <w:jc w:val="left"/>
+            </w:pPr>
+            <w:r>
+              <w:t xml:space="preserve">избор на места, заето място, опресняване в два прозореца, 11 места, цени, намаления, промо кодове, закръгляне, изтекла резервация, невалидна и валидна карта</w:t>
+            </w:r>
+          </w:p>
+        </w:tc>
+      </w:tr>
+      <w:tr>
+        <w:tc>
+          <w:tcPr>
+            <w:tcW w:type="dxa" w:w="2891"/>
+          </w:tcPr>
+          <w:p>
+            <w:pPr>
+              <w:pStyle w:val="Compact"/>
+              <w:jc w:val="left"/>
+            </w:pPr>
+            <w:r>
+              <w:t xml:space="preserve">Билети, отказ, ревюта, профил</w:t>
+            </w:r>
+          </w:p>
+        </w:tc>
+        <w:tc>
+          <w:tcPr>
+            <w:tcW w:type="dxa" w:w="1927"/>
+          </w:tcPr>
+          <w:p>
+            <w:pPr>
+              <w:pStyle w:val="Compact"/>
+              <w:jc w:val="left"/>
+            </w:pPr>
+            <w:r>
+              <w:t xml:space="preserve">6</w:t>
+            </w:r>
+          </w:p>
+        </w:tc>
+        <w:tc>
+          <w:tcPr>
+            <w:tcW w:type="dxa" w:w="4820"/>
+          </w:tcPr>
+          <w:p>
+            <w:pPr>
+              <w:pStyle w:val="Compact"/>
+              <w:jc w:val="left"/>
+            </w:pPr>
+            <w:r>
+              <w:t xml:space="preserve">отказ преди и след срока, ревю с и без посетено събитие, изтриване на ревю, редакция на профил</w:t>
+            </w:r>
+          </w:p>
+        </w:tc>
+      </w:tr>
+      <w:tr>
+        <w:tc>
+          <w:tcPr>
+            <w:tcW w:type="dxa" w:w="2891"/>
+          </w:tcPr>
+          <w:p>
+            <w:pPr>
+              <w:pStyle w:val="Compact"/>
+              <w:jc w:val="left"/>
+            </w:pPr>
+            <w:r>
+              <w:t xml:space="preserve">Админ панел</w:t>
+            </w:r>
+          </w:p>
+        </w:tc>
+        <w:tc>
+          <w:tcPr>
+            <w:tcW w:type="dxa" w:w="1927"/>
+          </w:tcPr>
+          <w:p>
+            <w:pPr>
+              <w:pStyle w:val="Compact"/>
+              <w:jc w:val="left"/>
+            </w:pPr>
+            <w:r>
+              <w:t xml:space="preserve">20</w:t>
+            </w:r>
+          </w:p>
+        </w:tc>
+        <w:tc>
+          <w:tcPr>
+            <w:tcW w:type="dxa" w:w="4820"/>
+          </w:tcPr>
+          <w:p>
+            <w:pPr>
+              <w:pStyle w:val="Compact"/>
+              <w:jc w:val="left"/>
+            </w:pPr>
+            <w:r>
+              <w:t xml:space="preserve">табло, събития с плакат, зали и VIP редове, прожекции (минало, цени, застъпване), промо кодове, потребители и роли, всяко изтриване (BR-15), самозащита на администратора</w:t>
+            </w:r>
+          </w:p>
+        </w:tc>
+      </w:tr>
+      <w:tr>
+        <w:tc>
+          <w:tcPr>
+            <w:tcW w:type="dxa" w:w="2891"/>
+          </w:tcPr>
+          <w:p>
+            <w:pPr>
+              <w:pStyle w:val="Compact"/>
+              <w:jc w:val="left"/>
+            </w:pPr>
+            <w:r>
+              <w:t xml:space="preserve">Справки и REST API</w:t>
+            </w:r>
+          </w:p>
+        </w:tc>
+        <w:tc>
+          <w:tcPr>
+            <w:tcW w:type="dxa" w:w="1927"/>
+          </w:tcPr>
+          <w:p>
+            <w:pPr>
+              <w:pStyle w:val="Compact"/>
+              <w:jc w:val="left"/>
+            </w:pPr>
+            <w:r>
+              <w:t xml:space="preserve">6</w:t>
+            </w:r>
+          </w:p>
+        </w:tc>
+        <w:tc>
+          <w:tcPr>
+            <w:tcW w:type="dxa" w:w="4820"/>
+          </w:tcPr>
+          <w:p>
+            <w:pPr>
+              <w:pStyle w:val="Compact"/>
+              <w:jc w:val="left"/>
+            </w:pPr>
+            <w:r>
+              <w:t xml:space="preserve">период по подразбиране, критична заетост, празен период, CSV експорт, Swagger, API заявки</w:t>
+            </w:r>
+          </w:p>
+        </w:tc>
+      </w:tr>
+      <w:tr>
+        <w:tc>
+          <w:tcPr>
+            <w:tcW w:type="dxa" w:w="2891"/>
+          </w:tcPr>
+          <w:p>
+            <w:pPr>
+              <w:pStyle w:val="Compact"/>
+              <w:jc w:val="left"/>
+            </w:pPr>
+            <w:r>
+              <w:t xml:space="preserve">Дизайн и достъпност</w:t>
+            </w:r>
+          </w:p>
+        </w:tc>
+        <w:tc>
+          <w:tcPr>
+            <w:tcW w:type="dxa" w:w="1927"/>
+          </w:tcPr>
+          <w:p>
+            <w:pPr>
+              <w:pStyle w:val="Compact"/>
+              <w:jc w:val="left"/>
+            </w:pPr>
+            <w:r>
+              <w:t xml:space="preserve">13</w:t>
+            </w:r>
+          </w:p>
+        </w:tc>
+        <w:tc>
+          <w:tcPr>
+            <w:tcW w:type="dxa" w:w="4820"/>
+          </w:tcPr>
+          <w:p>
+            <w:pPr>
+              <w:pStyle w:val="Compact"/>
+              <w:jc w:val="left"/>
+            </w:pPr>
+            <w:r>
+              <w:t xml:space="preserve">светла и тъмна тема, телефон (390 px), печат на билет, избор на място с клавиатура, контраст по WCAG 2.2 AA</w:t>
+            </w:r>
+          </w:p>
+        </w:tc>
+      </w:tr>
+    </w:tbl>
     <w:p>
       <w:pPr>
         <w:numPr>
           <w:ilvl w:val="0"/>
-          <w:numId w:val="1009"/>
+          <w:numId w:val="1012"/>
         </w:numPr>
         <w:pStyle w:val="Compact"/>
       </w:pPr>
@@ -2280,24 +5729,24 @@
       <w:pPr>
         <w:numPr>
           <w:ilvl w:val="1"/>
-          <w:numId w:val="1010"/>
+          <w:numId w:val="1013"/>
         </w:numPr>
         <w:pStyle w:val="Compact"/>
       </w:pPr>
       <w:r>
-        <w:t xml:space="preserve">достъп без вход, с грешна роля и до чужди билети (M03–M05, M57; автоматични тестове за чужд билет);</w:t>
+        <w:t xml:space="preserve">достъп без вход (пренасочване към вход), като клиент до админ панела (403) и до чужди билети и поръчки (404); автоматични тестове за чужд билет;</w:t>
       </w:r>
     </w:p>
     <w:p>
       <w:pPr>
         <w:numPr>
           <w:ilvl w:val="1"/>
-          <w:numId w:val="1010"/>
+          <w:numId w:val="1013"/>
         </w:numPr>
         <w:pStyle w:val="Compact"/>
       </w:pPr>
       <w:r>
-        <w:t xml:space="preserve">подправени заявки: POST от DevTools след срока за отказ (M25), подправено поле (M56), файл</w:t>
+        <w:t xml:space="preserve">подправени заявки: отказ на билет по-малко от 24 ч преди началото, изпратен ръчно през DevTools (сървърът отказва); подправено поле за плаката; файл</w:t>
       </w:r>
       <w:r>
         <w:t xml:space="preserve"> </w:t>
@@ -2324,26 +5773,38 @@
         <w:t xml:space="preserve"> </w:t>
       </w:r>
       <w:r>
-        <w:t xml:space="preserve">(M55);</w:t>
+        <w:t xml:space="preserve">(отказва се по съдържанието му);</w:t>
       </w:r>
     </w:p>
     <w:p>
       <w:pPr>
         <w:numPr>
           <w:ilvl w:val="1"/>
-          <w:numId w:val="1010"/>
+          <w:numId w:val="1013"/>
         </w:numPr>
         <w:pStyle w:val="Compact"/>
       </w:pPr>
       <w:r>
-        <w:t xml:space="preserve">едновременна покупка на едно място (M12; интеграционен тест за уникалния индекс).</w:t>
+        <w:t xml:space="preserve">експорт на справки без вход или като клиент — отказан;</w:t>
+      </w:r>
+    </w:p>
+    <w:p>
+      <w:pPr>
+        <w:numPr>
+          <w:ilvl w:val="1"/>
+          <w:numId w:val="1013"/>
+        </w:numPr>
+        <w:pStyle w:val="Compact"/>
+      </w:pPr>
+      <w:r>
+        <w:t xml:space="preserve">едновременна покупка на едно място от два браузъра; интеграционен тест доказва, че базата отказва втория билет.</w:t>
       </w:r>
     </w:p>
     <w:p>
       <w:pPr>
         <w:numPr>
           <w:ilvl w:val="0"/>
-          <w:numId w:val="1009"/>
+          <w:numId w:val="1012"/>
         </w:numPr>
         <w:pStyle w:val="Compact"/>
       </w:pPr>
@@ -2361,30 +5822,8 @@
         <w:t xml:space="preserve">преди предаване — всички автоматични тестове и всички ръчни сценарии върху нова база.</w:t>
       </w:r>
     </w:p>
-    <w:p>
-      <w:pPr>
-        <w:pStyle w:val="FirstParagraph"/>
-      </w:pPr>
-      <w:r>
-        <w:t xml:space="preserve">Сценарии и списък на тестовете:</w:t>
-      </w:r>
-      <w:r>
-        <w:t xml:space="preserve"> </w:t>
-      </w:r>
-      <w:hyperlink r:id="rId36">
-        <w:r>
-          <w:rPr>
-            <w:rStyle w:val="Hyperlink"/>
-          </w:rPr>
-          <w:t xml:space="preserve">Documentation.md §9</w:t>
-        </w:r>
-      </w:hyperlink>
-      <w:r>
-        <w:t xml:space="preserve">.</w:t>
-      </w:r>
-    </w:p>
-    <w:bookmarkEnd w:id="37"/>
-    <w:bookmarkStart w:id="39" w:name="Xda1195d4d3c9f0ebb3fb55db7ea7817cf58beef"/>
+    <w:bookmarkEnd w:id="28"/>
+    <w:bookmarkStart w:id="29" w:name="Xda1195d4d3c9f0ebb3fb55db7ea7817cf58beef"/>
     <w:p>
       <w:pPr>
         <w:pStyle w:val="Heading3"/>
@@ -2405,7 +5844,7 @@
       <w:pPr>
         <w:numPr>
           <w:ilvl w:val="0"/>
-          <w:numId w:val="1011"/>
+          <w:numId w:val="1014"/>
         </w:numPr>
         <w:pStyle w:val="Compact"/>
       </w:pPr>
@@ -2427,7 +5866,7 @@
       <w:pPr>
         <w:numPr>
           <w:ilvl w:val="0"/>
-          <w:numId w:val="1011"/>
+          <w:numId w:val="1014"/>
         </w:numPr>
         <w:pStyle w:val="Compact"/>
       </w:pPr>
@@ -2464,7 +5903,7 @@
       <w:pPr>
         <w:numPr>
           <w:ilvl w:val="0"/>
-          <w:numId w:val="1011"/>
+          <w:numId w:val="1014"/>
         </w:numPr>
         <w:pStyle w:val="Compact"/>
       </w:pPr>
@@ -2507,7 +5946,7 @@
       <w:pPr>
         <w:numPr>
           <w:ilvl w:val="0"/>
-          <w:numId w:val="1011"/>
+          <w:numId w:val="1014"/>
         </w:numPr>
         <w:pStyle w:val="Compact"/>
       </w:pPr>
@@ -2527,24 +5966,94 @@
     </w:p>
     <w:p>
       <w:pPr>
-        <w:numPr>
-          <w:ilvl w:val="0"/>
-          <w:numId w:val="1011"/>
-        </w:numPr>
-        <w:pStyle w:val="Compact"/>
+        <w:pStyle w:val="FirstParagraph"/>
       </w:pPr>
       <w:r>
         <w:rPr>
           <w:bCs/>
           <w:b/>
         </w:rPr>
-        <w:t xml:space="preserve">Как:</w:t>
+        <w:t xml:space="preserve">Стъпки</w:t>
+      </w:r>
+    </w:p>
+    <w:p>
+      <w:pPr>
+        <w:numPr>
+          <w:ilvl w:val="0"/>
+          <w:numId w:val="1015"/>
+        </w:numPr>
+        <w:pStyle w:val="Compact"/>
+      </w:pPr>
+      <w:r>
+        <w:t xml:space="preserve">Инсталиране на .NET 9 SDK и SQL Server LocalDB.</w:t>
+      </w:r>
+    </w:p>
+    <w:p>
+      <w:pPr>
+        <w:numPr>
+          <w:ilvl w:val="0"/>
+          <w:numId w:val="1015"/>
+        </w:numPr>
+        <w:pStyle w:val="Compact"/>
+      </w:pPr>
+      <w:r>
+        <w:t xml:space="preserve">Клониране на хранилището от GitHub:</w:t>
       </w:r>
       <w:r>
         <w:t xml:space="preserve"> </w:t>
       </w:r>
       <w:r>
-        <w:t xml:space="preserve">клониране на хранилището от GitHub и стартиране. При първото стартиране миграциите създават базата и се добавят демо данни (в режим Development, който</w:t>
+        <w:rPr>
+          <w:rStyle w:val="VerbatimChar"/>
+        </w:rPr>
+        <w:t xml:space="preserve">git clone https://github.com/Milankata08/Eventix-Hub.git</w:t>
+      </w:r>
+      <w:r>
+        <w:t xml:space="preserve">.</w:t>
+      </w:r>
+    </w:p>
+    <w:p>
+      <w:pPr>
+        <w:numPr>
+          <w:ilvl w:val="0"/>
+          <w:numId w:val="1015"/>
+        </w:numPr>
+        <w:pStyle w:val="Compact"/>
+      </w:pPr>
+      <w:r>
+        <w:t xml:space="preserve">Стартиране от папката на проекта:</w:t>
+      </w:r>
+      <w:r>
+        <w:t xml:space="preserve"> </w:t>
+      </w:r>
+      <w:r>
+        <w:rPr>
+          <w:rStyle w:val="VerbatimChar"/>
+        </w:rPr>
+        <w:t xml:space="preserve">dotnet run --project EventTixHub.Web</w:t>
+      </w:r>
+      <w:r>
+        <w:t xml:space="preserve">.</w:t>
+      </w:r>
+    </w:p>
+    <w:p>
+      <w:pPr>
+        <w:numPr>
+          <w:ilvl w:val="0"/>
+          <w:numId w:val="1015"/>
+        </w:numPr>
+        <w:pStyle w:val="Compact"/>
+      </w:pPr>
+      <w:r>
+        <w:t xml:space="preserve">Отваряне на http://localhost:5226 в браузъра; документацията на API е на http://localhost:5226/swagger.</w:t>
+      </w:r>
+    </w:p>
+    <w:p>
+      <w:pPr>
+        <w:pStyle w:val="FirstParagraph"/>
+      </w:pPr>
+      <w:r>
+        <w:t xml:space="preserve">При първото стартиране миграциите създават базата и се добавят демо данни (в режим Development, който</w:t>
       </w:r>
       <w:r>
         <w:t xml:space="preserve"> </w:t>
@@ -2559,46 +6068,391 @@
         <w:t xml:space="preserve"> </w:t>
       </w:r>
       <w:r>
-        <w:t xml:space="preserve">използва по подразбиране) — без ръчна настройка.</w:t>
-      </w:r>
-    </w:p>
-    <w:p>
-      <w:pPr>
-        <w:pStyle w:val="FirstParagraph"/>
-      </w:pPr>
-      <w:r>
-        <w:t xml:space="preserve">Стъпки и демо акаунти:</w:t>
-      </w:r>
-      <w:r>
-        <w:t xml:space="preserve"> </w:t>
-      </w:r>
-      <w:hyperlink r:id="rId38">
-        <w:r>
-          <w:rPr>
-            <w:rStyle w:val="Hyperlink"/>
-          </w:rPr>
-          <w:t xml:space="preserve">Documentation.md §10</w:t>
-        </w:r>
-      </w:hyperlink>
-      <w:r>
-        <w:t xml:space="preserve">.</w:t>
-      </w:r>
-    </w:p>
-    <w:bookmarkEnd w:id="39"/>
-    <w:bookmarkStart w:id="40" w:name="X17bfc854a838f416b8af7c7e88ea0a16184d6f7"/>
-    <w:p>
-      <w:pPr>
-        <w:pStyle w:val="Heading3"/>
-      </w:pPr>
-      <w:r>
-        <w:t xml:space="preserve">9. Поддръжка</w:t>
-      </w:r>
-    </w:p>
+        <w:t xml:space="preserve">използва по подразбиране) — без ръчна настройка: 3 потребителя, 4 зали, 9 събития (по 3 филма, концерта и постановки) с прожекции за следващите около две седмици, промо кодове, платени билети и ревюта. Повторно стартиране не дублира данните.</w:t>
+      </w:r>
+    </w:p>
+    <w:p>
+      <w:pPr>
+        <w:pStyle w:val="BodyText"/>
+      </w:pPr>
+      <w:r>
+        <w:rPr>
+          <w:bCs/>
+          <w:b/>
+        </w:rPr>
+        <w:t xml:space="preserve">Демо акаунти</w:t>
+      </w:r>
+    </w:p>
+    <w:tbl>
+      <w:tblPr>
+        <w:tblStyle w:val="Table"/>
+        <w:tblW w:type="dxa" w:w="9638"/>
+        <w:tblLayout w:type="fixed"/>
+        <w:tblLook w:firstRow="1" w:lastRow="0" w:firstColumn="0" w:lastColumn="0" w:noHBand="0" w:noVBand="0" w:val="0020"/>
+        <w:jc w:val="start"/>
+      </w:tblPr>
+      <w:tblGrid>
+        <w:gridCol w:w="3212"/>
+        <w:gridCol w:w="4201"/>
+        <w:gridCol w:w="2225"/>
+      </w:tblGrid>
+      <w:tr>
+        <w:trPr>
+          <w:tblHeader w:val="true"/>
+        </w:trPr>
+        <w:tc>
+          <w:tcPr>
+            <w:tcW w:type="dxa" w:w="3212"/>
+          </w:tcPr>
+          <w:p>
+            <w:pPr>
+              <w:pStyle w:val="Compact"/>
+              <w:jc w:val="left"/>
+            </w:pPr>
+            <w:r>
+              <w:t xml:space="preserve">Роля</w:t>
+            </w:r>
+          </w:p>
+        </w:tc>
+        <w:tc>
+          <w:tcPr>
+            <w:tcW w:type="dxa" w:w="4201"/>
+          </w:tcPr>
+          <w:p>
+            <w:pPr>
+              <w:pStyle w:val="Compact"/>
+              <w:jc w:val="left"/>
+            </w:pPr>
+            <w:r>
+              <w:t xml:space="preserve">Имейл</w:t>
+            </w:r>
+          </w:p>
+        </w:tc>
+        <w:tc>
+          <w:tcPr>
+            <w:tcW w:type="dxa" w:w="2225"/>
+          </w:tcPr>
+          <w:p>
+            <w:pPr>
+              <w:pStyle w:val="Compact"/>
+              <w:jc w:val="left"/>
+            </w:pPr>
+            <w:r>
+              <w:t xml:space="preserve">Парола</w:t>
+            </w:r>
+          </w:p>
+        </w:tc>
+      </w:tr>
+      <w:tr>
+        <w:tc>
+          <w:tcPr>
+            <w:tcW w:type="dxa" w:w="3212"/>
+          </w:tcPr>
+          <w:p>
+            <w:pPr>
+              <w:pStyle w:val="Compact"/>
+              <w:jc w:val="left"/>
+            </w:pPr>
+            <w:r>
+              <w:t xml:space="preserve">Администратор</w:t>
+            </w:r>
+          </w:p>
+        </w:tc>
+        <w:tc>
+          <w:tcPr>
+            <w:tcW w:type="dxa" w:w="4201"/>
+          </w:tcPr>
+          <w:p>
+            <w:pPr>
+              <w:pStyle w:val="Compact"/>
+              <w:jc w:val="left"/>
+            </w:pPr>
+            <w:r>
+              <w:rPr>
+                <w:rStyle w:val="VerbatimChar"/>
+              </w:rPr>
+              <w:t xml:space="preserve">admin@eventtix.bg</w:t>
+            </w:r>
+          </w:p>
+        </w:tc>
+        <w:tc>
+          <w:tcPr>
+            <w:tcW w:type="dxa" w:w="2225"/>
+          </w:tcPr>
+          <w:p>
+            <w:pPr>
+              <w:pStyle w:val="Compact"/>
+              <w:jc w:val="left"/>
+            </w:pPr>
+            <w:r>
+              <w:rPr>
+                <w:rStyle w:val="VerbatimChar"/>
+              </w:rPr>
+              <w:t xml:space="preserve">Admin123!</w:t>
+            </w:r>
+          </w:p>
+        </w:tc>
+      </w:tr>
+      <w:tr>
+        <w:tc>
+          <w:tcPr>
+            <w:tcW w:type="dxa" w:w="3212"/>
+          </w:tcPr>
+          <w:p>
+            <w:pPr>
+              <w:pStyle w:val="Compact"/>
+              <w:jc w:val="left"/>
+            </w:pPr>
+            <w:r>
+              <w:t xml:space="preserve">Клиент</w:t>
+            </w:r>
+          </w:p>
+        </w:tc>
+        <w:tc>
+          <w:tcPr>
+            <w:tcW w:type="dxa" w:w="4201"/>
+          </w:tcPr>
+          <w:p>
+            <w:pPr>
+              <w:pStyle w:val="Compact"/>
+              <w:jc w:val="left"/>
+            </w:pPr>
+            <w:r>
+              <w:rPr>
+                <w:rStyle w:val="VerbatimChar"/>
+              </w:rPr>
+              <w:t xml:space="preserve">user@eventtix.bg</w:t>
+            </w:r>
+          </w:p>
+        </w:tc>
+        <w:tc>
+          <w:tcPr>
+            <w:tcW w:type="dxa" w:w="2225"/>
+          </w:tcPr>
+          <w:p>
+            <w:pPr>
+              <w:pStyle w:val="Compact"/>
+              <w:jc w:val="left"/>
+            </w:pPr>
+            <w:r>
+              <w:rPr>
+                <w:rStyle w:val="VerbatimChar"/>
+              </w:rPr>
+              <w:t xml:space="preserve">User123!</w:t>
+            </w:r>
+          </w:p>
+        </w:tc>
+      </w:tr>
+      <w:tr>
+        <w:tc>
+          <w:tcPr>
+            <w:tcW w:type="dxa" w:w="3212"/>
+          </w:tcPr>
+          <w:p>
+            <w:pPr>
+              <w:pStyle w:val="Compact"/>
+              <w:jc w:val="left"/>
+            </w:pPr>
+            <w:r>
+              <w:t xml:space="preserve">Клиент</w:t>
+            </w:r>
+          </w:p>
+        </w:tc>
+        <w:tc>
+          <w:tcPr>
+            <w:tcW w:type="dxa" w:w="4201"/>
+          </w:tcPr>
+          <w:p>
+            <w:pPr>
+              <w:pStyle w:val="Compact"/>
+              <w:jc w:val="left"/>
+            </w:pPr>
+            <w:r>
+              <w:rPr>
+                <w:rStyle w:val="VerbatimChar"/>
+              </w:rPr>
+              <w:t xml:space="preserve">maria@eventtix.bg</w:t>
+            </w:r>
+          </w:p>
+        </w:tc>
+        <w:tc>
+          <w:tcPr>
+            <w:tcW w:type="dxa" w:w="2225"/>
+          </w:tcPr>
+          <w:p>
+            <w:pPr>
+              <w:pStyle w:val="Compact"/>
+              <w:jc w:val="left"/>
+            </w:pPr>
+            <w:r>
+              <w:rPr>
+                <w:rStyle w:val="VerbatimChar"/>
+              </w:rPr>
+              <w:t xml:space="preserve">User123!</w:t>
+            </w:r>
+          </w:p>
+        </w:tc>
+      </w:tr>
+    </w:tbl>
     <w:p>
       <w:pPr>
         <w:numPr>
           <w:ilvl w:val="0"/>
-          <w:numId w:val="1012"/>
+          <w:numId w:val="1016"/>
+        </w:numPr>
+        <w:pStyle w:val="Compact"/>
+      </w:pPr>
+      <w:r>
+        <w:t xml:space="preserve">Промо кодове:</w:t>
+      </w:r>
+      <w:r>
+        <w:t xml:space="preserve"> </w:t>
+      </w:r>
+      <w:r>
+        <w:rPr>
+          <w:rStyle w:val="VerbatimChar"/>
+        </w:rPr>
+        <w:t xml:space="preserve">WELCOME10</w:t>
+      </w:r>
+      <w:r>
+        <w:t xml:space="preserve"> </w:t>
+      </w:r>
+      <w:r>
+        <w:t xml:space="preserve">(10 %, активен),</w:t>
+      </w:r>
+      <w:r>
+        <w:t xml:space="preserve"> </w:t>
+      </w:r>
+      <w:r>
+        <w:rPr>
+          <w:rStyle w:val="VerbatimChar"/>
+        </w:rPr>
+        <w:t xml:space="preserve">SUMMER25</w:t>
+      </w:r>
+      <w:r>
+        <w:t xml:space="preserve"> </w:t>
+      </w:r>
+      <w:r>
+        <w:t xml:space="preserve">(изтекъл),</w:t>
+      </w:r>
+      <w:r>
+        <w:t xml:space="preserve"> </w:t>
+      </w:r>
+      <w:r>
+        <w:rPr>
+          <w:rStyle w:val="VerbatimChar"/>
+        </w:rPr>
+        <w:t xml:space="preserve">LIMITED50</w:t>
+      </w:r>
+      <w:r>
+        <w:t xml:space="preserve"> </w:t>
+      </w:r>
+      <w:r>
+        <w:t xml:space="preserve">(изчерпан).</w:t>
+      </w:r>
+    </w:p>
+    <w:p>
+      <w:pPr>
+        <w:numPr>
+          <w:ilvl w:val="0"/>
+          <w:numId w:val="1016"/>
+        </w:numPr>
+        <w:pStyle w:val="Compact"/>
+      </w:pPr>
+      <w:r>
+        <w:t xml:space="preserve">Тестова карта:</w:t>
+      </w:r>
+      <w:r>
+        <w:t xml:space="preserve"> </w:t>
+      </w:r>
+      <w:r>
+        <w:rPr>
+          <w:rStyle w:val="VerbatimChar"/>
+        </w:rPr>
+        <w:t xml:space="preserve">4111 1111 1111 1111</w:t>
+      </w:r>
+      <w:r>
+        <w:t xml:space="preserve">, валидна до</w:t>
+      </w:r>
+      <w:r>
+        <w:t xml:space="preserve"> </w:t>
+      </w:r>
+      <w:r>
+        <w:rPr>
+          <w:rStyle w:val="VerbatimChar"/>
+        </w:rPr>
+        <w:t xml:space="preserve">12/30</w:t>
+      </w:r>
+      <w:r>
+        <w:t xml:space="preserve">, CVV</w:t>
+      </w:r>
+      <w:r>
+        <w:t xml:space="preserve"> </w:t>
+      </w:r>
+      <w:r>
+        <w:rPr>
+          <w:rStyle w:val="VerbatimChar"/>
+        </w:rPr>
+        <w:t xml:space="preserve">123</w:t>
+      </w:r>
+      <w:r>
+        <w:t xml:space="preserve">.</w:t>
+      </w:r>
+    </w:p>
+    <w:p>
+      <w:pPr>
+        <w:numPr>
+          <w:ilvl w:val="0"/>
+          <w:numId w:val="1016"/>
+        </w:numPr>
+        <w:pStyle w:val="Compact"/>
+      </w:pPr>
+      <w:r>
+        <w:t xml:space="preserve">Нулиране на демо базата:</w:t>
+      </w:r>
+      <w:r>
+        <w:t xml:space="preserve"> </w:t>
+      </w:r>
+      <w:r>
+        <w:rPr>
+          <w:rStyle w:val="VerbatimChar"/>
+        </w:rPr>
+        <w:t xml:space="preserve">dotnet tool restore</w:t>
+      </w:r>
+      <w:r>
+        <w:t xml:space="preserve">, после</w:t>
+      </w:r>
+      <w:r>
+        <w:t xml:space="preserve"> </w:t>
+      </w:r>
+      <w:r>
+        <w:rPr>
+          <w:rStyle w:val="VerbatimChar"/>
+        </w:rPr>
+        <w:t xml:space="preserve">dotnet ef database drop --project EventTixHub.Web</w:t>
+      </w:r>
+      <w:r>
+        <w:t xml:space="preserve"> </w:t>
+      </w:r>
+      <w:r>
+        <w:t xml:space="preserve">и ново стартиране.</w:t>
+      </w:r>
+    </w:p>
+    <w:bookmarkEnd w:id="29"/>
+    <w:bookmarkStart w:id="30" w:name="X17bfc854a838f416b8af7c7e88ea0a16184d6f7"/>
+    <w:p>
+      <w:pPr>
+        <w:pStyle w:val="Heading3"/>
+      </w:pPr>
+      <w:r>
+        <w:t xml:space="preserve">9. Поддръжка</w:t>
+      </w:r>
+    </w:p>
+    <w:p>
+      <w:pPr>
+        <w:numPr>
+          <w:ilvl w:val="0"/>
+          <w:numId w:val="1017"/>
         </w:numPr>
         <w:pStyle w:val="Compact"/>
       </w:pPr>
@@ -2647,7 +6501,7 @@
       <w:pPr>
         <w:numPr>
           <w:ilvl w:val="0"/>
-          <w:numId w:val="1012"/>
+          <w:numId w:val="1017"/>
         </w:numPr>
         <w:pStyle w:val="Compact"/>
       </w:pPr>
@@ -2684,7 +6538,7 @@
       <w:pPr>
         <w:numPr>
           <w:ilvl w:val="0"/>
-          <w:numId w:val="1012"/>
+          <w:numId w:val="1017"/>
         </w:numPr>
         <w:pStyle w:val="Compact"/>
       </w:pPr>
@@ -2699,14 +6553,14 @@
         <w:t xml:space="preserve"> </w:t>
       </w:r>
       <w:r>
-        <w:t xml:space="preserve">нова задача в PLAN.md с критерии за приемане → реализация с тестове → преглед на кода → обновяване на документацията (Documentation.md, UserGuide.md) в същата промяна.</w:t>
+        <w:t xml:space="preserve">нова задача в списъка със задачи, с критерии за приемане → реализация с тестове → преглед на кода → обновяване на документацията и ръководството на потребителя в същата промяна.</w:t>
       </w:r>
     </w:p>
     <w:p>
       <w:pPr>
         <w:numPr>
           <w:ilvl w:val="0"/>
-          <w:numId w:val="1012"/>
+          <w:numId w:val="1017"/>
         </w:numPr>
         <w:pStyle w:val="Compact"/>
       </w:pPr>
@@ -2740,7 +6594,7 @@
       <w:pPr>
         <w:numPr>
           <w:ilvl w:val="0"/>
-          <w:numId w:val="1012"/>
+          <w:numId w:val="1017"/>
         </w:numPr>
         <w:pStyle w:val="Compact"/>
       </w:pPr>
@@ -2762,7 +6616,7 @@
       <w:pPr>
         <w:numPr>
           <w:ilvl w:val="0"/>
-          <w:numId w:val="1012"/>
+          <w:numId w:val="1017"/>
         </w:numPr>
         <w:pStyle w:val="Compact"/>
       </w:pPr>
@@ -2801,10 +6655,13 @@
         <w:t xml:space="preserve">) и обновяване на .NET 9.</w:t>
       </w:r>
     </w:p>
-    <w:bookmarkEnd w:id="40"/>
-    <w:bookmarkEnd w:id="41"/>
-    <w:bookmarkEnd w:id="42"/>
-    <w:sectPr/>
+    <w:bookmarkEnd w:id="30"/>
+    <w:bookmarkEnd w:id="31"/>
+    <w:bookmarkEnd w:id="32"/>
+    <w:sectPr>
+      <w:pgSz w:w="11906" w:h="16838"/>
+      <w:pgMar w:top="1134" w:right="1134" w:bottom="1134" w:left="1134" w:header="708" w:footer="708" w:gutter="0"/>
+    </w:sectPr>
   </w:body>
 </w:document>
 </file>
@@ -2980,6 +6837,91 @@
     <w:lvl w:ilvl="8">
       <w:numFmt w:val="bullet"/>
       <w:lvlText w:val="•"/>
+      <w:lvlJc w:val="left"/>
+      <w:pPr>
+        <w:ind w:left="6480" w:hanging="480"/>
+      </w:pPr>
+    </w:lvl>
+  </w:abstractNum>
+  <w:abstractNum w:abstractNumId="99411">
+    <w:nsid w:val="A99411"/>
+    <w:multiLevelType w:val="multilevel"/>
+    <w:lvl w:ilvl="0">
+      <w:start w:val="1"/>
+      <w:numFmt w:val="decimal"/>
+      <w:lvlText w:val="%1."/>
+      <w:lvlJc w:val="left"/>
+      <w:pPr>
+        <w:ind w:left="720" w:hanging="480"/>
+      </w:pPr>
+    </w:lvl>
+    <w:lvl w:ilvl="1">
+      <w:start w:val="1"/>
+      <w:numFmt w:val="decimal"/>
+      <w:lvlText w:val="%2."/>
+      <w:lvlJc w:val="left"/>
+      <w:pPr>
+        <w:ind w:left="1440" w:hanging="480"/>
+      </w:pPr>
+    </w:lvl>
+    <w:lvl w:ilvl="2">
+      <w:start w:val="1"/>
+      <w:numFmt w:val="decimal"/>
+      <w:lvlText w:val="%3."/>
+      <w:lvlJc w:val="left"/>
+      <w:pPr>
+        <w:ind w:left="2160" w:hanging="480"/>
+      </w:pPr>
+    </w:lvl>
+    <w:lvl w:ilvl="3">
+      <w:start w:val="1"/>
+      <w:numFmt w:val="decimal"/>
+      <w:lvlText w:val="%4."/>
+      <w:lvlJc w:val="left"/>
+      <w:pPr>
+        <w:ind w:left="2880" w:hanging="480"/>
+      </w:pPr>
+    </w:lvl>
+    <w:lvl w:ilvl="4">
+      <w:start w:val="1"/>
+      <w:numFmt w:val="decimal"/>
+      <w:lvlText w:val="%5."/>
+      <w:lvlJc w:val="left"/>
+      <w:pPr>
+        <w:ind w:left="3600" w:hanging="480"/>
+      </w:pPr>
+    </w:lvl>
+    <w:lvl w:ilvl="5">
+      <w:start w:val="1"/>
+      <w:numFmt w:val="decimal"/>
+      <w:lvlText w:val="%6."/>
+      <w:lvlJc w:val="left"/>
+      <w:pPr>
+        <w:ind w:left="4320" w:hanging="480"/>
+      </w:pPr>
+    </w:lvl>
+    <w:lvl w:ilvl="6">
+      <w:start w:val="1"/>
+      <w:numFmt w:val="decimal"/>
+      <w:lvlText w:val="%7."/>
+      <w:lvlJc w:val="left"/>
+      <w:pPr>
+        <w:ind w:left="5040" w:hanging="480"/>
+      </w:pPr>
+    </w:lvl>
+    <w:lvl w:ilvl="7">
+      <w:start w:val="1"/>
+      <w:numFmt w:val="decimal"/>
+      <w:lvlText w:val="%8."/>
+      <w:lvlJc w:val="left"/>
+      <w:pPr>
+        <w:ind w:left="5760" w:hanging="480"/>
+      </w:pPr>
+    </w:lvl>
+    <w:lvl w:ilvl="8">
+      <w:start w:val="1"/>
+      <w:numFmt w:val="decimal"/>
+      <w:lvlText w:val="%9."/>
       <w:lvlJc w:val="left"/>
       <w:pPr>
         <w:ind w:left="6480" w:hanging="480"/>
@@ -3023,6 +6965,48 @@
     <w:abstractNumId w:val="991"/>
   </w:num>
   <w:num w:numId="1012">
+    <w:abstractNumId w:val="991"/>
+  </w:num>
+  <w:num w:numId="1013">
+    <w:abstractNumId w:val="991"/>
+  </w:num>
+  <w:num w:numId="1014">
+    <w:abstractNumId w:val="991"/>
+  </w:num>
+  <w:num w:numId="1015">
+    <w:abstractNumId w:val="99411"/>
+    <w:lvlOverride w:ilvl="0">
+      <w:startOverride w:val="1"/>
+    </w:lvlOverride>
+    <w:lvlOverride w:ilvl="1">
+      <w:startOverride w:val="1"/>
+    </w:lvlOverride>
+    <w:lvlOverride w:ilvl="2">
+      <w:startOverride w:val="1"/>
+    </w:lvlOverride>
+    <w:lvlOverride w:ilvl="3">
+      <w:startOverride w:val="1"/>
+    </w:lvlOverride>
+    <w:lvlOverride w:ilvl="4">
+      <w:startOverride w:val="1"/>
+    </w:lvlOverride>
+    <w:lvlOverride w:ilvl="5">
+      <w:startOverride w:val="1"/>
+    </w:lvlOverride>
+    <w:lvlOverride w:ilvl="6">
+      <w:startOverride w:val="1"/>
+    </w:lvlOverride>
+    <w:lvlOverride w:ilvl="7">
+      <w:startOverride w:val="1"/>
+    </w:lvlOverride>
+    <w:lvlOverride w:ilvl="8">
+      <w:startOverride w:val="1"/>
+    </w:lvlOverride>
+  </w:num>
+  <w:num w:numId="1016">
+    <w:abstractNumId w:val="991"/>
+  </w:num>
+  <w:num w:numId="1017">
     <w:abstractNumId w:val="991"/>
   </w:num>
 </w:numbering>

--- a/docs/ProjectPlan.docx
+++ b/docs/ProjectPlan.docx
@@ -2628,7 +2628,7 @@
         <w:pStyle w:val="FirstParagraph"/>
       </w:pPr>
       <w:r>
-        <w:t xml:space="preserve">Екипът е от трима души; Кристиян заема няколко роли.</w:t>
+        <w:t xml:space="preserve">Екипът е от трима души; Радостин и Преслав заемат по две роли.</w:t>
       </w:r>
     </w:p>
     <w:tbl>
@@ -2730,6 +2730,50 @@
               <w:jc w:val="left"/>
             </w:pPr>
             <w:r>
+              <w:t xml:space="preserve">Преслав</w:t>
+            </w:r>
+          </w:p>
+        </w:tc>
+      </w:tr>
+      <w:tr>
+        <w:tc>
+          <w:tcPr>
+            <w:tcW w:type="dxa" w:w="2819"/>
+          </w:tcPr>
+          <w:p>
+            <w:pPr>
+              <w:pStyle w:val="Compact"/>
+              <w:jc w:val="left"/>
+            </w:pPr>
+            <w:r>
+              <w:t xml:space="preserve">Back-end</w:t>
+            </w:r>
+          </w:p>
+        </w:tc>
+        <w:tc>
+          <w:tcPr>
+            <w:tcW w:type="dxa" w:w="4311"/>
+          </w:tcPr>
+          <w:p>
+            <w:pPr>
+              <w:pStyle w:val="Compact"/>
+              <w:jc w:val="left"/>
+            </w:pPr>
+            <w:r>
+              <w:t xml:space="preserve">база данни и миграции, хранилище (repository), услуги и бизнес правила, REST API</w:t>
+            </w:r>
+          </w:p>
+        </w:tc>
+        <w:tc>
+          <w:tcPr>
+            <w:tcW w:type="dxa" w:w="2508"/>
+          </w:tcPr>
+          <w:p>
+            <w:pPr>
+              <w:pStyle w:val="Compact"/>
+              <w:jc w:val="left"/>
+            </w:pPr>
+            <w:r>
               <w:t xml:space="preserve">Кристиян</w:t>
             </w:r>
           </w:p>
@@ -2746,7 +2790,7 @@
               <w:jc w:val="left"/>
             </w:pPr>
             <w:r>
-              <w:t xml:space="preserve">Back-end</w:t>
+              <w:t xml:space="preserve">Front-end</w:t>
             </w:r>
           </w:p>
         </w:tc>
@@ -2760,7 +2804,7 @@
               <w:jc w:val="left"/>
             </w:pPr>
             <w:r>
-              <w:t xml:space="preserve">база данни и миграции, хранилище (repository), услуги и бизнес правила, REST API</w:t>
+              <w:t xml:space="preserve">Razor изгледи, админ панел, схема на местата (JavaScript, AJAX)</w:t>
             </w:r>
           </w:p>
         </w:tc>
@@ -2774,7 +2818,7 @@
               <w:jc w:val="left"/>
             </w:pPr>
             <w:r>
-              <w:t xml:space="preserve">Кристиян</w:t>
+              <w:t xml:space="preserve">Радостин</w:t>
             </w:r>
           </w:p>
         </w:tc>
@@ -2790,7 +2834,7 @@
               <w:jc w:val="left"/>
             </w:pPr>
             <w:r>
-              <w:t xml:space="preserve">Front-end</w:t>
+              <w:t xml:space="preserve">UI/UX</w:t>
             </w:r>
           </w:p>
         </w:tc>
@@ -2804,7 +2848,7 @@
               <w:jc w:val="left"/>
             </w:pPr>
             <w:r>
-              <w:t xml:space="preserve">Razor изгледи, админ панел, схема на местата (JavaScript, AJAX)</w:t>
+              <w:t xml:space="preserve">оформление (Bootstrap 5), навигация, адаптивен дизайн, достъпност, текстове</w:t>
             </w:r>
           </w:p>
         </w:tc>
@@ -2819,50 +2863,6 @@
             </w:pPr>
             <w:r>
               <w:t xml:space="preserve">Радостин</w:t>
-            </w:r>
-          </w:p>
-        </w:tc>
-      </w:tr>
-      <w:tr>
-        <w:tc>
-          <w:tcPr>
-            <w:tcW w:type="dxa" w:w="2819"/>
-          </w:tcPr>
-          <w:p>
-            <w:pPr>
-              <w:pStyle w:val="Compact"/>
-              <w:jc w:val="left"/>
-            </w:pPr>
-            <w:r>
-              <w:t xml:space="preserve">UI/UX</w:t>
-            </w:r>
-          </w:p>
-        </w:tc>
-        <w:tc>
-          <w:tcPr>
-            <w:tcW w:type="dxa" w:w="4311"/>
-          </w:tcPr>
-          <w:p>
-            <w:pPr>
-              <w:pStyle w:val="Compact"/>
-              <w:jc w:val="left"/>
-            </w:pPr>
-            <w:r>
-              <w:t xml:space="preserve">оформление (Bootstrap 5), навигация, адаптивен дизайн, достъпност, текстове</w:t>
-            </w:r>
-          </w:p>
-        </w:tc>
-        <w:tc>
-          <w:tcPr>
-            <w:tcW w:type="dxa" w:w="2508"/>
-          </w:tcPr>
-          <w:p>
-            <w:pPr>
-              <w:pStyle w:val="Compact"/>
-              <w:jc w:val="left"/>
-            </w:pPr>
-            <w:r>
-              <w:t xml:space="preserve">Кристиян</w:t>
             </w:r>
           </w:p>
         </w:tc>
